--- a/Documentos Base/Sprint 6 documentacion/Sprint_06_Planificado_Realizado_ICARO.docx
+++ b/Documentos Base/Sprint 6 documentacion/Sprint_06_Planificado_Realizado_ICARO.docx
@@ -80,13 +80,13 @@
         <w:tblLook w:val="04A0" w:firstRow="1" w:lastRow="0" w:firstColumn="1" w:lastColumn="0" w:noHBand="0" w:noVBand="1"/>
       </w:tblPr>
       <w:tblGrid>
-        <w:gridCol w:w="2802"/>
-        <w:gridCol w:w="6604"/>
+        <w:gridCol w:w="2943"/>
+        <w:gridCol w:w="6463"/>
       </w:tblGrid>
       <w:tr>
         <w:tc>
           <w:tcPr>
-            <w:tcW w:w="2802" w:type="dxa"/>
+            <w:tcW w:w="2943" w:type="dxa"/>
             <w:shd w:val="clear" w:color="auto" w:fill="D9E1F2"/>
           </w:tcPr>
           <w:p>
@@ -103,7 +103,7 @@
         </w:tc>
         <w:tc>
           <w:tcPr>
-            <w:tcW w:w="6604" w:type="dxa"/>
+            <w:tcW w:w="6463" w:type="dxa"/>
           </w:tcPr>
           <w:p>
             <w:r>
@@ -120,7 +120,7 @@
       <w:tr>
         <w:tc>
           <w:tcPr>
-            <w:tcW w:w="2802" w:type="dxa"/>
+            <w:tcW w:w="2943" w:type="dxa"/>
             <w:shd w:val="clear" w:color="auto" w:fill="D9E1F2"/>
           </w:tcPr>
           <w:p>
@@ -137,7 +137,7 @@
         </w:tc>
         <w:tc>
           <w:tcPr>
-            <w:tcW w:w="6604" w:type="dxa"/>
+            <w:tcW w:w="6463" w:type="dxa"/>
           </w:tcPr>
           <w:p>
             <w:r>
@@ -154,7 +154,7 @@
       <w:tr>
         <w:tc>
           <w:tcPr>
-            <w:tcW w:w="2802" w:type="dxa"/>
+            <w:tcW w:w="2943" w:type="dxa"/>
             <w:shd w:val="clear" w:color="auto" w:fill="D9E1F2"/>
           </w:tcPr>
           <w:p>
@@ -171,7 +171,7 @@
         </w:tc>
         <w:tc>
           <w:tcPr>
-            <w:tcW w:w="6604" w:type="dxa"/>
+            <w:tcW w:w="6463" w:type="dxa"/>
           </w:tcPr>
           <w:p>
             <w:r>
@@ -188,7 +188,7 @@
       <w:tr>
         <w:tc>
           <w:tcPr>
-            <w:tcW w:w="2802" w:type="dxa"/>
+            <w:tcW w:w="2943" w:type="dxa"/>
             <w:shd w:val="clear" w:color="auto" w:fill="D9E1F2"/>
           </w:tcPr>
           <w:p>
@@ -205,7 +205,7 @@
         </w:tc>
         <w:tc>
           <w:tcPr>
-            <w:tcW w:w="6604" w:type="dxa"/>
+            <w:tcW w:w="6463" w:type="dxa"/>
           </w:tcPr>
           <w:p>
             <w:r>
@@ -238,7 +238,7 @@
       <w:tr>
         <w:tc>
           <w:tcPr>
-            <w:tcW w:w="2802" w:type="dxa"/>
+            <w:tcW w:w="2943" w:type="dxa"/>
             <w:shd w:val="clear" w:color="auto" w:fill="D9E1F2"/>
           </w:tcPr>
           <w:p>
@@ -255,7 +255,7 @@
         </w:tc>
         <w:tc>
           <w:tcPr>
-            <w:tcW w:w="6604" w:type="dxa"/>
+            <w:tcW w:w="6463" w:type="dxa"/>
           </w:tcPr>
           <w:p>
             <w:r>
@@ -272,7 +272,7 @@
       <w:tr>
         <w:tc>
           <w:tcPr>
-            <w:tcW w:w="2802" w:type="dxa"/>
+            <w:tcW w:w="2943" w:type="dxa"/>
             <w:shd w:val="clear" w:color="auto" w:fill="D9E1F2"/>
           </w:tcPr>
           <w:p>
@@ -289,7 +289,7 @@
         </w:tc>
         <w:tc>
           <w:tcPr>
-            <w:tcW w:w="6604" w:type="dxa"/>
+            <w:tcW w:w="6463" w:type="dxa"/>
           </w:tcPr>
           <w:p>
             <w:r>
@@ -306,7 +306,7 @@
       <w:tr>
         <w:tc>
           <w:tcPr>
-            <w:tcW w:w="2802" w:type="dxa"/>
+            <w:tcW w:w="2943" w:type="dxa"/>
             <w:shd w:val="clear" w:color="auto" w:fill="D9E1F2"/>
           </w:tcPr>
           <w:p>
@@ -323,7 +323,7 @@
         </w:tc>
         <w:tc>
           <w:tcPr>
-            <w:tcW w:w="6604" w:type="dxa"/>
+            <w:tcW w:w="6463" w:type="dxa"/>
           </w:tcPr>
           <w:p>
             <w:r>
@@ -746,7 +746,7 @@
     <w:tbl>
       <w:tblPr>
         <w:tblStyle w:val="Tablaconcuadrcula"/>
-        <w:tblW w:w="9747" w:type="dxa"/>
+        <w:tblW w:w="9464" w:type="dxa"/>
         <w:tblLayout w:type="fixed"/>
         <w:tblLook w:val="04A0" w:firstRow="1" w:lastRow="0" w:firstColumn="1" w:lastColumn="0" w:noHBand="0" w:noVBand="1"/>
       </w:tblPr>
@@ -755,13 +755,13 @@
         <w:gridCol w:w="567"/>
         <w:gridCol w:w="708"/>
         <w:gridCol w:w="709"/>
-        <w:gridCol w:w="1701"/>
-        <w:gridCol w:w="709"/>
-        <w:gridCol w:w="709"/>
-        <w:gridCol w:w="1098"/>
-        <w:gridCol w:w="962"/>
-        <w:gridCol w:w="962"/>
-        <w:gridCol w:w="1088"/>
+        <w:gridCol w:w="1276"/>
+        <w:gridCol w:w="567"/>
+        <w:gridCol w:w="567"/>
+        <w:gridCol w:w="992"/>
+        <w:gridCol w:w="1134"/>
+        <w:gridCol w:w="1276"/>
+        <w:gridCol w:w="1134"/>
       </w:tblGrid>
       <w:tr>
         <w:tc>
@@ -851,7 +851,7 @@
         </w:tc>
         <w:tc>
           <w:tcPr>
-            <w:tcW w:w="1701" w:type="dxa"/>
+            <w:tcW w:w="1276" w:type="dxa"/>
             <w:shd w:val="clear" w:color="auto" w:fill="17365D" w:themeFill="text2" w:themeFillShade="BF"/>
             <w:vAlign w:val="center"/>
             <w:hideMark/>
@@ -879,7 +879,7 @@
         </w:tc>
         <w:tc>
           <w:tcPr>
-            <w:tcW w:w="709" w:type="dxa"/>
+            <w:tcW w:w="567" w:type="dxa"/>
             <w:shd w:val="clear" w:color="auto" w:fill="17365D" w:themeFill="text2" w:themeFillShade="BF"/>
             <w:vAlign w:val="center"/>
             <w:hideMark/>
@@ -907,7 +907,7 @@
         </w:tc>
         <w:tc>
           <w:tcPr>
-            <w:tcW w:w="709" w:type="dxa"/>
+            <w:tcW w:w="567" w:type="dxa"/>
             <w:shd w:val="clear" w:color="auto" w:fill="17365D" w:themeFill="text2" w:themeFillShade="BF"/>
             <w:vAlign w:val="center"/>
             <w:hideMark/>
@@ -935,7 +935,7 @@
         </w:tc>
         <w:tc>
           <w:tcPr>
-            <w:tcW w:w="1098" w:type="dxa"/>
+            <w:tcW w:w="992" w:type="dxa"/>
             <w:shd w:val="clear" w:color="auto" w:fill="17365D" w:themeFill="text2" w:themeFillShade="BF"/>
             <w:vAlign w:val="center"/>
             <w:hideMark/>
@@ -963,7 +963,7 @@
         </w:tc>
         <w:tc>
           <w:tcPr>
-            <w:tcW w:w="962" w:type="dxa"/>
+            <w:tcW w:w="1134" w:type="dxa"/>
             <w:shd w:val="clear" w:color="auto" w:fill="17365D" w:themeFill="text2" w:themeFillShade="BF"/>
             <w:vAlign w:val="center"/>
             <w:hideMark/>
@@ -991,7 +991,7 @@
         </w:tc>
         <w:tc>
           <w:tcPr>
-            <w:tcW w:w="962" w:type="dxa"/>
+            <w:tcW w:w="1276" w:type="dxa"/>
             <w:shd w:val="clear" w:color="auto" w:fill="17365D" w:themeFill="text2" w:themeFillShade="BF"/>
             <w:vAlign w:val="center"/>
             <w:hideMark/>
@@ -1019,7 +1019,7 @@
         </w:tc>
         <w:tc>
           <w:tcPr>
-            <w:tcW w:w="1088" w:type="dxa"/>
+            <w:tcW w:w="1134" w:type="dxa"/>
             <w:shd w:val="clear" w:color="auto" w:fill="17365D" w:themeFill="text2" w:themeFillShade="BF"/>
             <w:vAlign w:val="center"/>
             <w:hideMark/>
@@ -1121,7 +1121,7 @@
         </w:tc>
         <w:tc>
           <w:tcPr>
-            <w:tcW w:w="1701" w:type="dxa"/>
+            <w:tcW w:w="1276" w:type="dxa"/>
             <w:vAlign w:val="center"/>
             <w:hideMark/>
           </w:tcPr>
@@ -1139,6 +1139,197 @@
                 <w:szCs w:val="16"/>
               </w:rPr>
               <w:t>Materiales</w:t>
+            </w:r>
+          </w:p>
+        </w:tc>
+        <w:tc>
+          <w:tcPr>
+            <w:tcW w:w="567" w:type="dxa"/>
+            <w:shd w:val="clear" w:color="auto" w:fill="C6D9F1" w:themeFill="text2" w:themeFillTint="33"/>
+            <w:vAlign w:val="center"/>
+            <w:hideMark/>
+          </w:tcPr>
+          <w:p>
+            <w:pPr>
+              <w:jc w:val="center"/>
+              <w:rPr>
+                <w:sz w:val="16"/>
+                <w:szCs w:val="16"/>
+              </w:rPr>
+            </w:pPr>
+            <w:r>
+              <w:rPr>
+                <w:sz w:val="16"/>
+                <w:szCs w:val="16"/>
+              </w:rPr>
+              <w:t>10</w:t>
+            </w:r>
+          </w:p>
+        </w:tc>
+        <w:tc>
+          <w:tcPr>
+            <w:tcW w:w="567" w:type="dxa"/>
+            <w:vAlign w:val="center"/>
+            <w:hideMark/>
+          </w:tcPr>
+          <w:p>
+            <w:pPr>
+              <w:jc w:val="center"/>
+              <w:rPr>
+                <w:sz w:val="16"/>
+                <w:szCs w:val="16"/>
+              </w:rPr>
+            </w:pPr>
+            <w:r>
+              <w:rPr>
+                <w:sz w:val="16"/>
+                <w:szCs w:val="16"/>
+              </w:rPr>
+              <w:t>10</w:t>
+            </w:r>
+          </w:p>
+        </w:tc>
+        <w:tc>
+          <w:tcPr>
+            <w:tcW w:w="992" w:type="dxa"/>
+            <w:shd w:val="clear" w:color="auto" w:fill="C6D9F1" w:themeFill="text2" w:themeFillTint="33"/>
+            <w:vAlign w:val="center"/>
+            <w:hideMark/>
+          </w:tcPr>
+          <w:p>
+            <w:pPr>
+              <w:jc w:val="center"/>
+              <w:rPr>
+                <w:sz w:val="16"/>
+                <w:szCs w:val="16"/>
+              </w:rPr>
+            </w:pPr>
+            <w:r>
+              <w:rPr>
+                <w:sz w:val="16"/>
+                <w:szCs w:val="16"/>
+              </w:rPr>
+              <w:t>0</w:t>
+            </w:r>
+          </w:p>
+        </w:tc>
+        <w:tc>
+          <w:tcPr>
+            <w:tcW w:w="1134" w:type="dxa"/>
+            <w:vAlign w:val="center"/>
+            <w:hideMark/>
+          </w:tcPr>
+          <w:p>
+            <w:pPr>
+              <w:jc w:val="center"/>
+              <w:rPr>
+                <w:sz w:val="16"/>
+                <w:szCs w:val="16"/>
+              </w:rPr>
+            </w:pPr>
+            <w:r>
+              <w:rPr>
+                <w:sz w:val="16"/>
+                <w:szCs w:val="16"/>
+              </w:rPr>
+              <w:t>100%</w:t>
+            </w:r>
+          </w:p>
+        </w:tc>
+        <w:tc>
+          <w:tcPr>
+            <w:tcW w:w="1276" w:type="dxa"/>
+            <w:shd w:val="clear" w:color="auto" w:fill="EAF1DD" w:themeFill="accent3" w:themeFillTint="33"/>
+            <w:vAlign w:val="center"/>
+            <w:hideMark/>
+          </w:tcPr>
+          <w:p>
+            <w:pPr>
+              <w:jc w:val="center"/>
+              <w:rPr>
+                <w:sz w:val="16"/>
+                <w:szCs w:val="16"/>
+              </w:rPr>
+            </w:pPr>
+            <w:r>
+              <w:rPr>
+                <w:sz w:val="16"/>
+                <w:szCs w:val="16"/>
+              </w:rPr>
+              <w:t>Completado</w:t>
+            </w:r>
+          </w:p>
+        </w:tc>
+        <w:tc>
+          <w:tcPr>
+            <w:tcW w:w="1134" w:type="dxa"/>
+            <w:vAlign w:val="center"/>
+            <w:hideMark/>
+          </w:tcPr>
+          <w:p>
+            <w:pPr>
+              <w:jc w:val="center"/>
+              <w:rPr>
+                <w:sz w:val="16"/>
+                <w:szCs w:val="16"/>
+              </w:rPr>
+            </w:pPr>
+            <w:r>
+              <w:rPr>
+                <w:sz w:val="16"/>
+                <w:szCs w:val="16"/>
+              </w:rPr>
+              <w:t>Sin desvío</w:t>
+            </w:r>
+          </w:p>
+        </w:tc>
+      </w:tr>
+      <w:tr>
+        <w:tc>
+          <w:tcPr>
+            <w:tcW w:w="534" w:type="dxa"/>
+            <w:shd w:val="clear" w:color="auto" w:fill="C6D9F1" w:themeFill="text2" w:themeFillTint="33"/>
+            <w:vAlign w:val="center"/>
+            <w:hideMark/>
+          </w:tcPr>
+          <w:p>
+            <w:pPr>
+              <w:jc w:val="center"/>
+              <w:rPr>
+                <w:sz w:val="16"/>
+                <w:szCs w:val="16"/>
+              </w:rPr>
+            </w:pPr>
+            <w:r>
+              <w:rPr>
+                <w:sz w:val="16"/>
+                <w:szCs w:val="16"/>
+              </w:rPr>
+              <w:t>HU-21</w:t>
+            </w:r>
+          </w:p>
+        </w:tc>
+        <w:tc>
+          <w:tcPr>
+            <w:tcW w:w="1275" w:type="dxa"/>
+            <w:gridSpan w:val="2"/>
+            <w:vAlign w:val="center"/>
+            <w:hideMark/>
+          </w:tcPr>
+          <w:p>
+            <w:pPr>
+              <w:jc w:val="center"/>
+              <w:rPr>
+                <w:sz w:val="16"/>
+                <w:szCs w:val="16"/>
+              </w:rPr>
+            </w:pPr>
+            <w:r>
+              <w:rPr>
+                <w:sz w:val="16"/>
+                <w:szCs w:val="16"/>
+              </w:rPr>
+              <w:t>Gestión del Estado de Proyectos</w:t>
             </w:r>
           </w:p>
         </w:tc>
@@ -1162,13 +1353,13 @@
                 <w:sz w:val="16"/>
                 <w:szCs w:val="16"/>
               </w:rPr>
-              <w:t>10</w:t>
-            </w:r>
-          </w:p>
-        </w:tc>
-        <w:tc>
-          <w:tcPr>
-            <w:tcW w:w="709" w:type="dxa"/>
+              <w:t>HU</w:t>
+            </w:r>
+          </w:p>
+        </w:tc>
+        <w:tc>
+          <w:tcPr>
+            <w:tcW w:w="1276" w:type="dxa"/>
             <w:vAlign w:val="center"/>
             <w:hideMark/>
           </w:tcPr>
@@ -1185,13 +1376,13 @@
                 <w:sz w:val="16"/>
                 <w:szCs w:val="16"/>
               </w:rPr>
-              <w:t>10</w:t>
-            </w:r>
-          </w:p>
-        </w:tc>
-        <w:tc>
-          <w:tcPr>
-            <w:tcW w:w="1098" w:type="dxa"/>
+              <w:t>Proyectos</w:t>
+            </w:r>
+          </w:p>
+        </w:tc>
+        <w:tc>
+          <w:tcPr>
+            <w:tcW w:w="567" w:type="dxa"/>
             <w:shd w:val="clear" w:color="auto" w:fill="C6D9F1" w:themeFill="text2" w:themeFillTint="33"/>
             <w:vAlign w:val="center"/>
             <w:hideMark/>
@@ -1209,13 +1400,13 @@
                 <w:sz w:val="16"/>
                 <w:szCs w:val="16"/>
               </w:rPr>
-              <w:t>0</w:t>
-            </w:r>
-          </w:p>
-        </w:tc>
-        <w:tc>
-          <w:tcPr>
-            <w:tcW w:w="962" w:type="dxa"/>
+              <w:t>5</w:t>
+            </w:r>
+          </w:p>
+        </w:tc>
+        <w:tc>
+          <w:tcPr>
+            <w:tcW w:w="567" w:type="dxa"/>
             <w:vAlign w:val="center"/>
             <w:hideMark/>
           </w:tcPr>
@@ -1232,13 +1423,60 @@
                 <w:sz w:val="16"/>
                 <w:szCs w:val="16"/>
               </w:rPr>
+              <w:t>5</w:t>
+            </w:r>
+          </w:p>
+        </w:tc>
+        <w:tc>
+          <w:tcPr>
+            <w:tcW w:w="992" w:type="dxa"/>
+            <w:shd w:val="clear" w:color="auto" w:fill="C6D9F1" w:themeFill="text2" w:themeFillTint="33"/>
+            <w:vAlign w:val="center"/>
+            <w:hideMark/>
+          </w:tcPr>
+          <w:p>
+            <w:pPr>
+              <w:jc w:val="center"/>
+              <w:rPr>
+                <w:sz w:val="16"/>
+                <w:szCs w:val="16"/>
+              </w:rPr>
+            </w:pPr>
+            <w:r>
+              <w:rPr>
+                <w:sz w:val="16"/>
+                <w:szCs w:val="16"/>
+              </w:rPr>
+              <w:t>0</w:t>
+            </w:r>
+          </w:p>
+        </w:tc>
+        <w:tc>
+          <w:tcPr>
+            <w:tcW w:w="1134" w:type="dxa"/>
+            <w:vAlign w:val="center"/>
+            <w:hideMark/>
+          </w:tcPr>
+          <w:p>
+            <w:pPr>
+              <w:jc w:val="center"/>
+              <w:rPr>
+                <w:sz w:val="16"/>
+                <w:szCs w:val="16"/>
+              </w:rPr>
+            </w:pPr>
+            <w:r>
+              <w:rPr>
+                <w:sz w:val="16"/>
+                <w:szCs w:val="16"/>
+              </w:rPr>
               <w:t>100%</w:t>
             </w:r>
           </w:p>
         </w:tc>
         <w:tc>
           <w:tcPr>
-            <w:tcW w:w="962" w:type="dxa"/>
+            <w:tcW w:w="1276" w:type="dxa"/>
             <w:shd w:val="clear" w:color="auto" w:fill="EAF1DD" w:themeFill="accent3" w:themeFillTint="33"/>
             <w:vAlign w:val="center"/>
             <w:hideMark/>
@@ -1262,7 +1500,7 @@
         </w:tc>
         <w:tc>
           <w:tcPr>
-            <w:tcW w:w="1088" w:type="dxa"/>
+            <w:tcW w:w="1134" w:type="dxa"/>
             <w:vAlign w:val="center"/>
             <w:hideMark/>
           </w:tcPr>
@@ -1305,7 +1543,7 @@
                 <w:sz w:val="16"/>
                 <w:szCs w:val="16"/>
               </w:rPr>
-              <w:t>HU-21</w:t>
+              <w:t>HU-22</w:t>
             </w:r>
           </w:p>
         </w:tc>
@@ -1329,7 +1567,7 @@
                 <w:sz w:val="16"/>
                 <w:szCs w:val="16"/>
               </w:rPr>
-              <w:t>Gestión del Estado de Proyectos</w:t>
+              <w:t>Creación y Validación de Requerimientos de Compra</w:t>
             </w:r>
           </w:p>
         </w:tc>
@@ -1359,7 +1597,7 @@
         </w:tc>
         <w:tc>
           <w:tcPr>
-            <w:tcW w:w="1701" w:type="dxa"/>
+            <w:tcW w:w="1276" w:type="dxa"/>
             <w:vAlign w:val="center"/>
             <w:hideMark/>
           </w:tcPr>
@@ -1376,7 +1614,198 @@
                 <w:sz w:val="16"/>
                 <w:szCs w:val="16"/>
               </w:rPr>
-              <w:t>Proyectos</w:t>
+              <w:t>Compras</w:t>
+            </w:r>
+          </w:p>
+        </w:tc>
+        <w:tc>
+          <w:tcPr>
+            <w:tcW w:w="567" w:type="dxa"/>
+            <w:shd w:val="clear" w:color="auto" w:fill="C6D9F1" w:themeFill="text2" w:themeFillTint="33"/>
+            <w:vAlign w:val="center"/>
+            <w:hideMark/>
+          </w:tcPr>
+          <w:p>
+            <w:pPr>
+              <w:jc w:val="center"/>
+              <w:rPr>
+                <w:sz w:val="16"/>
+                <w:szCs w:val="16"/>
+              </w:rPr>
+            </w:pPr>
+            <w:r>
+              <w:rPr>
+                <w:sz w:val="16"/>
+                <w:szCs w:val="16"/>
+              </w:rPr>
+              <w:t>10</w:t>
+            </w:r>
+          </w:p>
+        </w:tc>
+        <w:tc>
+          <w:tcPr>
+            <w:tcW w:w="567" w:type="dxa"/>
+            <w:vAlign w:val="center"/>
+            <w:hideMark/>
+          </w:tcPr>
+          <w:p>
+            <w:pPr>
+              <w:jc w:val="center"/>
+              <w:rPr>
+                <w:sz w:val="16"/>
+                <w:szCs w:val="16"/>
+              </w:rPr>
+            </w:pPr>
+            <w:r>
+              <w:rPr>
+                <w:sz w:val="16"/>
+                <w:szCs w:val="16"/>
+              </w:rPr>
+              <w:t>10</w:t>
+            </w:r>
+          </w:p>
+        </w:tc>
+        <w:tc>
+          <w:tcPr>
+            <w:tcW w:w="992" w:type="dxa"/>
+            <w:shd w:val="clear" w:color="auto" w:fill="C6D9F1" w:themeFill="text2" w:themeFillTint="33"/>
+            <w:vAlign w:val="center"/>
+            <w:hideMark/>
+          </w:tcPr>
+          <w:p>
+            <w:pPr>
+              <w:jc w:val="center"/>
+              <w:rPr>
+                <w:sz w:val="16"/>
+                <w:szCs w:val="16"/>
+              </w:rPr>
+            </w:pPr>
+            <w:r>
+              <w:rPr>
+                <w:sz w:val="16"/>
+                <w:szCs w:val="16"/>
+              </w:rPr>
+              <w:t>0</w:t>
+            </w:r>
+          </w:p>
+        </w:tc>
+        <w:tc>
+          <w:tcPr>
+            <w:tcW w:w="1134" w:type="dxa"/>
+            <w:vAlign w:val="center"/>
+            <w:hideMark/>
+          </w:tcPr>
+          <w:p>
+            <w:pPr>
+              <w:jc w:val="center"/>
+              <w:rPr>
+                <w:sz w:val="16"/>
+                <w:szCs w:val="16"/>
+              </w:rPr>
+            </w:pPr>
+            <w:r>
+              <w:rPr>
+                <w:sz w:val="16"/>
+                <w:szCs w:val="16"/>
+              </w:rPr>
+              <w:t>100%</w:t>
+            </w:r>
+          </w:p>
+        </w:tc>
+        <w:tc>
+          <w:tcPr>
+            <w:tcW w:w="1276" w:type="dxa"/>
+            <w:shd w:val="clear" w:color="auto" w:fill="EAF1DD" w:themeFill="accent3" w:themeFillTint="33"/>
+            <w:vAlign w:val="center"/>
+            <w:hideMark/>
+          </w:tcPr>
+          <w:p>
+            <w:pPr>
+              <w:jc w:val="center"/>
+              <w:rPr>
+                <w:sz w:val="16"/>
+                <w:szCs w:val="16"/>
+              </w:rPr>
+            </w:pPr>
+            <w:r>
+              <w:rPr>
+                <w:sz w:val="16"/>
+                <w:szCs w:val="16"/>
+              </w:rPr>
+              <w:t>Completado</w:t>
+            </w:r>
+          </w:p>
+        </w:tc>
+        <w:tc>
+          <w:tcPr>
+            <w:tcW w:w="1134" w:type="dxa"/>
+            <w:vAlign w:val="center"/>
+            <w:hideMark/>
+          </w:tcPr>
+          <w:p>
+            <w:pPr>
+              <w:jc w:val="center"/>
+              <w:rPr>
+                <w:sz w:val="16"/>
+                <w:szCs w:val="16"/>
+              </w:rPr>
+            </w:pPr>
+            <w:r>
+              <w:rPr>
+                <w:sz w:val="16"/>
+                <w:szCs w:val="16"/>
+              </w:rPr>
+              <w:t>Sin desvío</w:t>
+            </w:r>
+          </w:p>
+        </w:tc>
+      </w:tr>
+      <w:tr>
+        <w:tc>
+          <w:tcPr>
+            <w:tcW w:w="534" w:type="dxa"/>
+            <w:shd w:val="clear" w:color="auto" w:fill="C6D9F1" w:themeFill="text2" w:themeFillTint="33"/>
+            <w:vAlign w:val="center"/>
+            <w:hideMark/>
+          </w:tcPr>
+          <w:p>
+            <w:pPr>
+              <w:jc w:val="center"/>
+              <w:rPr>
+                <w:sz w:val="16"/>
+                <w:szCs w:val="16"/>
+              </w:rPr>
+            </w:pPr>
+            <w:r>
+              <w:rPr>
+                <w:sz w:val="16"/>
+                <w:szCs w:val="16"/>
+              </w:rPr>
+              <w:t>HU-23</w:t>
+            </w:r>
+          </w:p>
+        </w:tc>
+        <w:tc>
+          <w:tcPr>
+            <w:tcW w:w="1275" w:type="dxa"/>
+            <w:gridSpan w:val="2"/>
+            <w:vAlign w:val="center"/>
+            <w:hideMark/>
+          </w:tcPr>
+          <w:p>
+            <w:pPr>
+              <w:jc w:val="center"/>
+              <w:rPr>
+                <w:sz w:val="16"/>
+                <w:szCs w:val="16"/>
+              </w:rPr>
+            </w:pPr>
+            <w:r>
+              <w:rPr>
+                <w:sz w:val="16"/>
+                <w:szCs w:val="16"/>
+              </w:rPr>
+              <w:t>Servicio de Notificaciones al Crear Requerimientos</w:t>
             </w:r>
           </w:p>
         </w:tc>
@@ -1400,13 +1829,13 @@
                 <w:sz w:val="16"/>
                 <w:szCs w:val="16"/>
               </w:rPr>
-              <w:t>5</w:t>
-            </w:r>
-          </w:p>
-        </w:tc>
-        <w:tc>
-          <w:tcPr>
-            <w:tcW w:w="709" w:type="dxa"/>
+              <w:t>HU</w:t>
+            </w:r>
+          </w:p>
+        </w:tc>
+        <w:tc>
+          <w:tcPr>
+            <w:tcW w:w="1276" w:type="dxa"/>
             <w:vAlign w:val="center"/>
             <w:hideMark/>
           </w:tcPr>
@@ -1423,13 +1852,13 @@
                 <w:sz w:val="16"/>
                 <w:szCs w:val="16"/>
               </w:rPr>
-              <w:t>5</w:t>
-            </w:r>
-          </w:p>
-        </w:tc>
-        <w:tc>
-          <w:tcPr>
-            <w:tcW w:w="1098" w:type="dxa"/>
+              <w:t>Notificaciones</w:t>
+            </w:r>
+          </w:p>
+        </w:tc>
+        <w:tc>
+          <w:tcPr>
+            <w:tcW w:w="567" w:type="dxa"/>
             <w:shd w:val="clear" w:color="auto" w:fill="C6D9F1" w:themeFill="text2" w:themeFillTint="33"/>
             <w:vAlign w:val="center"/>
             <w:hideMark/>
@@ -1447,13 +1876,13 @@
                 <w:sz w:val="16"/>
                 <w:szCs w:val="16"/>
               </w:rPr>
-              <w:t>0</w:t>
-            </w:r>
-          </w:p>
-        </w:tc>
-        <w:tc>
-          <w:tcPr>
-            <w:tcW w:w="962" w:type="dxa"/>
+              <w:t>8</w:t>
+            </w:r>
+          </w:p>
+        </w:tc>
+        <w:tc>
+          <w:tcPr>
+            <w:tcW w:w="567" w:type="dxa"/>
             <w:vAlign w:val="center"/>
             <w:hideMark/>
           </w:tcPr>
@@ -1470,13 +1899,60 @@
                 <w:sz w:val="16"/>
                 <w:szCs w:val="16"/>
               </w:rPr>
+              <w:t>8</w:t>
+            </w:r>
+          </w:p>
+        </w:tc>
+        <w:tc>
+          <w:tcPr>
+            <w:tcW w:w="992" w:type="dxa"/>
+            <w:shd w:val="clear" w:color="auto" w:fill="C6D9F1" w:themeFill="text2" w:themeFillTint="33"/>
+            <w:vAlign w:val="center"/>
+            <w:hideMark/>
+          </w:tcPr>
+          <w:p>
+            <w:pPr>
+              <w:jc w:val="center"/>
+              <w:rPr>
+                <w:sz w:val="16"/>
+                <w:szCs w:val="16"/>
+              </w:rPr>
+            </w:pPr>
+            <w:r>
+              <w:rPr>
+                <w:sz w:val="16"/>
+                <w:szCs w:val="16"/>
+              </w:rPr>
+              <w:t>0</w:t>
+            </w:r>
+          </w:p>
+        </w:tc>
+        <w:tc>
+          <w:tcPr>
+            <w:tcW w:w="1134" w:type="dxa"/>
+            <w:vAlign w:val="center"/>
+            <w:hideMark/>
+          </w:tcPr>
+          <w:p>
+            <w:pPr>
+              <w:jc w:val="center"/>
+              <w:rPr>
+                <w:sz w:val="16"/>
+                <w:szCs w:val="16"/>
+              </w:rPr>
+            </w:pPr>
+            <w:r>
+              <w:rPr>
+                <w:sz w:val="16"/>
+                <w:szCs w:val="16"/>
+              </w:rPr>
               <w:t>100%</w:t>
             </w:r>
           </w:p>
         </w:tc>
         <w:tc>
           <w:tcPr>
-            <w:tcW w:w="962" w:type="dxa"/>
+            <w:tcW w:w="1276" w:type="dxa"/>
             <w:shd w:val="clear" w:color="auto" w:fill="EAF1DD" w:themeFill="accent3" w:themeFillTint="33"/>
             <w:vAlign w:val="center"/>
             <w:hideMark/>
@@ -1500,7 +1976,7 @@
         </w:tc>
         <w:tc>
           <w:tcPr>
-            <w:tcW w:w="1088" w:type="dxa"/>
+            <w:tcW w:w="1134" w:type="dxa"/>
             <w:vAlign w:val="center"/>
             <w:hideMark/>
           </w:tcPr>
@@ -1523,6 +1999,9 @@
         </w:tc>
       </w:tr>
       <w:tr>
+        <w:trPr>
+          <w:trHeight w:val="677"/>
+        </w:trPr>
         <w:tc>
           <w:tcPr>
             <w:tcW w:w="534" w:type="dxa"/>
@@ -1543,7 +2022,7 @@
                 <w:sz w:val="16"/>
                 <w:szCs w:val="16"/>
               </w:rPr>
-              <w:t>HU-22</w:t>
+              <w:t>HU-24</w:t>
             </w:r>
           </w:p>
         </w:tc>
@@ -1567,7 +2046,7 @@
                 <w:sz w:val="16"/>
                 <w:szCs w:val="16"/>
               </w:rPr>
-              <w:t>Creación y Validación de Requerimientos de Compra</w:t>
+              <w:t>Bandeja Gerencial de Requerimientos Pendientes</w:t>
             </w:r>
           </w:p>
         </w:tc>
@@ -1597,7 +2076,7 @@
         </w:tc>
         <w:tc>
           <w:tcPr>
-            <w:tcW w:w="1701" w:type="dxa"/>
+            <w:tcW w:w="1276" w:type="dxa"/>
             <w:vAlign w:val="center"/>
             <w:hideMark/>
           </w:tcPr>
@@ -1620,7 +2099,7 @@
         </w:tc>
         <w:tc>
           <w:tcPr>
-            <w:tcW w:w="709" w:type="dxa"/>
+            <w:tcW w:w="567" w:type="dxa"/>
             <w:shd w:val="clear" w:color="auto" w:fill="C6D9F1" w:themeFill="text2" w:themeFillTint="33"/>
             <w:vAlign w:val="center"/>
             <w:hideMark/>
@@ -1638,13 +2117,13 @@
                 <w:sz w:val="16"/>
                 <w:szCs w:val="16"/>
               </w:rPr>
-              <w:t>10</w:t>
-            </w:r>
-          </w:p>
-        </w:tc>
-        <w:tc>
-          <w:tcPr>
-            <w:tcW w:w="709" w:type="dxa"/>
+              <w:t>9</w:t>
+            </w:r>
+          </w:p>
+        </w:tc>
+        <w:tc>
+          <w:tcPr>
+            <w:tcW w:w="567" w:type="dxa"/>
             <w:vAlign w:val="center"/>
             <w:hideMark/>
           </w:tcPr>
@@ -1661,13 +2140,13 @@
                 <w:sz w:val="16"/>
                 <w:szCs w:val="16"/>
               </w:rPr>
-              <w:t>10</w:t>
-            </w:r>
-          </w:p>
-        </w:tc>
-        <w:tc>
-          <w:tcPr>
-            <w:tcW w:w="1098" w:type="dxa"/>
+              <w:t>9</w:t>
+            </w:r>
+          </w:p>
+        </w:tc>
+        <w:tc>
+          <w:tcPr>
+            <w:tcW w:w="992" w:type="dxa"/>
             <w:shd w:val="clear" w:color="auto" w:fill="C6D9F1" w:themeFill="text2" w:themeFillTint="33"/>
             <w:vAlign w:val="center"/>
             <w:hideMark/>
@@ -1691,7 +2170,7 @@
         </w:tc>
         <w:tc>
           <w:tcPr>
-            <w:tcW w:w="962" w:type="dxa"/>
+            <w:tcW w:w="1134" w:type="dxa"/>
             <w:vAlign w:val="center"/>
             <w:hideMark/>
           </w:tcPr>
@@ -1714,7 +2193,7 @@
         </w:tc>
         <w:tc>
           <w:tcPr>
-            <w:tcW w:w="962" w:type="dxa"/>
+            <w:tcW w:w="1276" w:type="dxa"/>
             <w:shd w:val="clear" w:color="auto" w:fill="EAF1DD" w:themeFill="accent3" w:themeFillTint="33"/>
             <w:vAlign w:val="center"/>
             <w:hideMark/>
@@ -1738,483 +2217,7 @@
         </w:tc>
         <w:tc>
           <w:tcPr>
-            <w:tcW w:w="1088" w:type="dxa"/>
-            <w:vAlign w:val="center"/>
-            <w:hideMark/>
-          </w:tcPr>
-          <w:p>
-            <w:pPr>
-              <w:jc w:val="center"/>
-              <w:rPr>
-                <w:sz w:val="16"/>
-                <w:szCs w:val="16"/>
-              </w:rPr>
-            </w:pPr>
-            <w:r>
-              <w:rPr>
-                <w:sz w:val="16"/>
-                <w:szCs w:val="16"/>
-              </w:rPr>
-              <w:t>Sin desvío</w:t>
-            </w:r>
-          </w:p>
-        </w:tc>
-      </w:tr>
-      <w:tr>
-        <w:tc>
-          <w:tcPr>
-            <w:tcW w:w="534" w:type="dxa"/>
-            <w:shd w:val="clear" w:color="auto" w:fill="C6D9F1" w:themeFill="text2" w:themeFillTint="33"/>
-            <w:vAlign w:val="center"/>
-            <w:hideMark/>
-          </w:tcPr>
-          <w:p>
-            <w:pPr>
-              <w:jc w:val="center"/>
-              <w:rPr>
-                <w:sz w:val="16"/>
-                <w:szCs w:val="16"/>
-              </w:rPr>
-            </w:pPr>
-            <w:r>
-              <w:rPr>
-                <w:sz w:val="16"/>
-                <w:szCs w:val="16"/>
-              </w:rPr>
-              <w:t>HU-23</w:t>
-            </w:r>
-          </w:p>
-        </w:tc>
-        <w:tc>
-          <w:tcPr>
-            <w:tcW w:w="1275" w:type="dxa"/>
-            <w:gridSpan w:val="2"/>
-            <w:vAlign w:val="center"/>
-            <w:hideMark/>
-          </w:tcPr>
-          <w:p>
-            <w:pPr>
-              <w:jc w:val="center"/>
-              <w:rPr>
-                <w:sz w:val="16"/>
-                <w:szCs w:val="16"/>
-              </w:rPr>
-            </w:pPr>
-            <w:r>
-              <w:rPr>
-                <w:sz w:val="16"/>
-                <w:szCs w:val="16"/>
-              </w:rPr>
-              <w:t>Servicio de Notificaciones al Crear Requerimientos</w:t>
-            </w:r>
-          </w:p>
-        </w:tc>
-        <w:tc>
-          <w:tcPr>
-            <w:tcW w:w="709" w:type="dxa"/>
-            <w:shd w:val="clear" w:color="auto" w:fill="C6D9F1" w:themeFill="text2" w:themeFillTint="33"/>
-            <w:vAlign w:val="center"/>
-            <w:hideMark/>
-          </w:tcPr>
-          <w:p>
-            <w:pPr>
-              <w:jc w:val="center"/>
-              <w:rPr>
-                <w:sz w:val="16"/>
-                <w:szCs w:val="16"/>
-              </w:rPr>
-            </w:pPr>
-            <w:r>
-              <w:rPr>
-                <w:sz w:val="16"/>
-                <w:szCs w:val="16"/>
-              </w:rPr>
-              <w:t>HU</w:t>
-            </w:r>
-          </w:p>
-        </w:tc>
-        <w:tc>
-          <w:tcPr>
-            <w:tcW w:w="1701" w:type="dxa"/>
-            <w:vAlign w:val="center"/>
-            <w:hideMark/>
-          </w:tcPr>
-          <w:p>
-            <w:pPr>
-              <w:jc w:val="center"/>
-              <w:rPr>
-                <w:sz w:val="16"/>
-                <w:szCs w:val="16"/>
-              </w:rPr>
-            </w:pPr>
-            <w:r>
-              <w:rPr>
-                <w:sz w:val="16"/>
-                <w:szCs w:val="16"/>
-              </w:rPr>
-              <w:t>Notificaciones</w:t>
-            </w:r>
-          </w:p>
-        </w:tc>
-        <w:tc>
-          <w:tcPr>
-            <w:tcW w:w="709" w:type="dxa"/>
-            <w:shd w:val="clear" w:color="auto" w:fill="C6D9F1" w:themeFill="text2" w:themeFillTint="33"/>
-            <w:vAlign w:val="center"/>
-            <w:hideMark/>
-          </w:tcPr>
-          <w:p>
-            <w:pPr>
-              <w:jc w:val="center"/>
-              <w:rPr>
-                <w:sz w:val="16"/>
-                <w:szCs w:val="16"/>
-              </w:rPr>
-            </w:pPr>
-            <w:r>
-              <w:rPr>
-                <w:sz w:val="16"/>
-                <w:szCs w:val="16"/>
-              </w:rPr>
-              <w:t>8</w:t>
-            </w:r>
-          </w:p>
-        </w:tc>
-        <w:tc>
-          <w:tcPr>
-            <w:tcW w:w="709" w:type="dxa"/>
-            <w:vAlign w:val="center"/>
-            <w:hideMark/>
-          </w:tcPr>
-          <w:p>
-            <w:pPr>
-              <w:jc w:val="center"/>
-              <w:rPr>
-                <w:sz w:val="16"/>
-                <w:szCs w:val="16"/>
-              </w:rPr>
-            </w:pPr>
-            <w:r>
-              <w:rPr>
-                <w:sz w:val="16"/>
-                <w:szCs w:val="16"/>
-              </w:rPr>
-              <w:t>8</w:t>
-            </w:r>
-          </w:p>
-        </w:tc>
-        <w:tc>
-          <w:tcPr>
-            <w:tcW w:w="1098" w:type="dxa"/>
-            <w:shd w:val="clear" w:color="auto" w:fill="C6D9F1" w:themeFill="text2" w:themeFillTint="33"/>
-            <w:vAlign w:val="center"/>
-            <w:hideMark/>
-          </w:tcPr>
-          <w:p>
-            <w:pPr>
-              <w:jc w:val="center"/>
-              <w:rPr>
-                <w:sz w:val="16"/>
-                <w:szCs w:val="16"/>
-              </w:rPr>
-            </w:pPr>
-            <w:r>
-              <w:rPr>
-                <w:sz w:val="16"/>
-                <w:szCs w:val="16"/>
-              </w:rPr>
-              <w:t>0</w:t>
-            </w:r>
-          </w:p>
-        </w:tc>
-        <w:tc>
-          <w:tcPr>
-            <w:tcW w:w="962" w:type="dxa"/>
-            <w:vAlign w:val="center"/>
-            <w:hideMark/>
-          </w:tcPr>
-          <w:p>
-            <w:pPr>
-              <w:jc w:val="center"/>
-              <w:rPr>
-                <w:sz w:val="16"/>
-                <w:szCs w:val="16"/>
-              </w:rPr>
-            </w:pPr>
-            <w:r>
-              <w:rPr>
-                <w:sz w:val="16"/>
-                <w:szCs w:val="16"/>
-              </w:rPr>
-              <w:t>100%</w:t>
-            </w:r>
-          </w:p>
-        </w:tc>
-        <w:tc>
-          <w:tcPr>
-            <w:tcW w:w="962" w:type="dxa"/>
-            <w:shd w:val="clear" w:color="auto" w:fill="EAF1DD" w:themeFill="accent3" w:themeFillTint="33"/>
-            <w:vAlign w:val="center"/>
-            <w:hideMark/>
-          </w:tcPr>
-          <w:p>
-            <w:pPr>
-              <w:jc w:val="center"/>
-              <w:rPr>
-                <w:sz w:val="16"/>
-                <w:szCs w:val="16"/>
-              </w:rPr>
-            </w:pPr>
-            <w:r>
-              <w:rPr>
-                <w:sz w:val="16"/>
-                <w:szCs w:val="16"/>
-              </w:rPr>
-              <w:t>Completado</w:t>
-            </w:r>
-          </w:p>
-        </w:tc>
-        <w:tc>
-          <w:tcPr>
-            <w:tcW w:w="1088" w:type="dxa"/>
-            <w:vAlign w:val="center"/>
-            <w:hideMark/>
-          </w:tcPr>
-          <w:p>
-            <w:pPr>
-              <w:jc w:val="center"/>
-              <w:rPr>
-                <w:sz w:val="16"/>
-                <w:szCs w:val="16"/>
-              </w:rPr>
-            </w:pPr>
-            <w:r>
-              <w:rPr>
-                <w:sz w:val="16"/>
-                <w:szCs w:val="16"/>
-              </w:rPr>
-              <w:t>Sin desvío</w:t>
-            </w:r>
-          </w:p>
-        </w:tc>
-      </w:tr>
-      <w:tr>
-        <w:tc>
-          <w:tcPr>
-            <w:tcW w:w="534" w:type="dxa"/>
-            <w:shd w:val="clear" w:color="auto" w:fill="C6D9F1" w:themeFill="text2" w:themeFillTint="33"/>
-            <w:vAlign w:val="center"/>
-            <w:hideMark/>
-          </w:tcPr>
-          <w:p>
-            <w:pPr>
-              <w:jc w:val="center"/>
-              <w:rPr>
-                <w:sz w:val="16"/>
-                <w:szCs w:val="16"/>
-              </w:rPr>
-            </w:pPr>
-            <w:r>
-              <w:rPr>
-                <w:sz w:val="16"/>
-                <w:szCs w:val="16"/>
-              </w:rPr>
-              <w:t>HU-24</w:t>
-            </w:r>
-          </w:p>
-        </w:tc>
-        <w:tc>
-          <w:tcPr>
-            <w:tcW w:w="1275" w:type="dxa"/>
-            <w:gridSpan w:val="2"/>
-            <w:vAlign w:val="center"/>
-            <w:hideMark/>
-          </w:tcPr>
-          <w:p>
-            <w:pPr>
-              <w:jc w:val="center"/>
-              <w:rPr>
-                <w:sz w:val="16"/>
-                <w:szCs w:val="16"/>
-              </w:rPr>
-            </w:pPr>
-            <w:r>
-              <w:rPr>
-                <w:sz w:val="16"/>
-                <w:szCs w:val="16"/>
-              </w:rPr>
-              <w:t>Bandeja Gerencial de Requerimientos Pendientes</w:t>
-            </w:r>
-          </w:p>
-        </w:tc>
-        <w:tc>
-          <w:tcPr>
-            <w:tcW w:w="709" w:type="dxa"/>
-            <w:shd w:val="clear" w:color="auto" w:fill="C6D9F1" w:themeFill="text2" w:themeFillTint="33"/>
-            <w:vAlign w:val="center"/>
-            <w:hideMark/>
-          </w:tcPr>
-          <w:p>
-            <w:pPr>
-              <w:jc w:val="center"/>
-              <w:rPr>
-                <w:sz w:val="16"/>
-                <w:szCs w:val="16"/>
-              </w:rPr>
-            </w:pPr>
-            <w:r>
-              <w:rPr>
-                <w:sz w:val="16"/>
-                <w:szCs w:val="16"/>
-              </w:rPr>
-              <w:t>HU</w:t>
-            </w:r>
-          </w:p>
-        </w:tc>
-        <w:tc>
-          <w:tcPr>
-            <w:tcW w:w="1701" w:type="dxa"/>
-            <w:vAlign w:val="center"/>
-            <w:hideMark/>
-          </w:tcPr>
-          <w:p>
-            <w:pPr>
-              <w:jc w:val="center"/>
-              <w:rPr>
-                <w:sz w:val="16"/>
-                <w:szCs w:val="16"/>
-              </w:rPr>
-            </w:pPr>
-            <w:r>
-              <w:rPr>
-                <w:sz w:val="16"/>
-                <w:szCs w:val="16"/>
-              </w:rPr>
-              <w:t>Compras</w:t>
-            </w:r>
-          </w:p>
-        </w:tc>
-        <w:tc>
-          <w:tcPr>
-            <w:tcW w:w="709" w:type="dxa"/>
-            <w:shd w:val="clear" w:color="auto" w:fill="C6D9F1" w:themeFill="text2" w:themeFillTint="33"/>
-            <w:vAlign w:val="center"/>
-            <w:hideMark/>
-          </w:tcPr>
-          <w:p>
-            <w:pPr>
-              <w:jc w:val="center"/>
-              <w:rPr>
-                <w:sz w:val="16"/>
-                <w:szCs w:val="16"/>
-              </w:rPr>
-            </w:pPr>
-            <w:r>
-              <w:rPr>
-                <w:sz w:val="16"/>
-                <w:szCs w:val="16"/>
-              </w:rPr>
-              <w:t>9</w:t>
-            </w:r>
-          </w:p>
-        </w:tc>
-        <w:tc>
-          <w:tcPr>
-            <w:tcW w:w="709" w:type="dxa"/>
-            <w:vAlign w:val="center"/>
-            <w:hideMark/>
-          </w:tcPr>
-          <w:p>
-            <w:pPr>
-              <w:jc w:val="center"/>
-              <w:rPr>
-                <w:sz w:val="16"/>
-                <w:szCs w:val="16"/>
-              </w:rPr>
-            </w:pPr>
-            <w:r>
-              <w:rPr>
-                <w:sz w:val="16"/>
-                <w:szCs w:val="16"/>
-              </w:rPr>
-              <w:t>9</w:t>
-            </w:r>
-          </w:p>
-        </w:tc>
-        <w:tc>
-          <w:tcPr>
-            <w:tcW w:w="1098" w:type="dxa"/>
-            <w:shd w:val="clear" w:color="auto" w:fill="C6D9F1" w:themeFill="text2" w:themeFillTint="33"/>
-            <w:vAlign w:val="center"/>
-            <w:hideMark/>
-          </w:tcPr>
-          <w:p>
-            <w:pPr>
-              <w:jc w:val="center"/>
-              <w:rPr>
-                <w:sz w:val="16"/>
-                <w:szCs w:val="16"/>
-              </w:rPr>
-            </w:pPr>
-            <w:r>
-              <w:rPr>
-                <w:sz w:val="16"/>
-                <w:szCs w:val="16"/>
-              </w:rPr>
-              <w:t>0</w:t>
-            </w:r>
-          </w:p>
-        </w:tc>
-        <w:tc>
-          <w:tcPr>
-            <w:tcW w:w="962" w:type="dxa"/>
-            <w:vAlign w:val="center"/>
-            <w:hideMark/>
-          </w:tcPr>
-          <w:p>
-            <w:pPr>
-              <w:jc w:val="center"/>
-              <w:rPr>
-                <w:sz w:val="16"/>
-                <w:szCs w:val="16"/>
-              </w:rPr>
-            </w:pPr>
-            <w:r>
-              <w:rPr>
-                <w:sz w:val="16"/>
-                <w:szCs w:val="16"/>
-              </w:rPr>
-              <w:t>100%</w:t>
-            </w:r>
-          </w:p>
-        </w:tc>
-        <w:tc>
-          <w:tcPr>
-            <w:tcW w:w="962" w:type="dxa"/>
-            <w:shd w:val="clear" w:color="auto" w:fill="EAF1DD" w:themeFill="accent3" w:themeFillTint="33"/>
-            <w:vAlign w:val="center"/>
-            <w:hideMark/>
-          </w:tcPr>
-          <w:p>
-            <w:pPr>
-              <w:jc w:val="center"/>
-              <w:rPr>
-                <w:sz w:val="16"/>
-                <w:szCs w:val="16"/>
-              </w:rPr>
-            </w:pPr>
-            <w:r>
-              <w:rPr>
-                <w:sz w:val="16"/>
-                <w:szCs w:val="16"/>
-              </w:rPr>
-              <w:t>Completado</w:t>
-            </w:r>
-          </w:p>
-        </w:tc>
-        <w:tc>
-          <w:tcPr>
-            <w:tcW w:w="1088" w:type="dxa"/>
+            <w:tcW w:w="1134" w:type="dxa"/>
             <w:vAlign w:val="center"/>
             <w:hideMark/>
           </w:tcPr>
@@ -2277,6 +2280,13 @@
                 <w:szCs w:val="16"/>
               </w:rPr>
             </w:pPr>
+            <w:r>
+              <w:rPr>
+                <w:sz w:val="16"/>
+                <w:szCs w:val="16"/>
+              </w:rPr>
+              <w:t xml:space="preserve"> </w:t>
+            </w:r>
           </w:p>
         </w:tc>
         <w:tc>
@@ -2294,11 +2304,18 @@
                 <w:szCs w:val="16"/>
               </w:rPr>
             </w:pPr>
-          </w:p>
-        </w:tc>
-        <w:tc>
-          <w:tcPr>
-            <w:tcW w:w="1701" w:type="dxa"/>
+            <w:r>
+              <w:rPr>
+                <w:sz w:val="16"/>
+                <w:szCs w:val="16"/>
+              </w:rPr>
+              <w:t xml:space="preserve"> </w:t>
+            </w:r>
+          </w:p>
+        </w:tc>
+        <w:tc>
+          <w:tcPr>
+            <w:tcW w:w="1276" w:type="dxa"/>
             <w:shd w:val="clear" w:color="auto" w:fill="17365D" w:themeFill="text2" w:themeFillShade="BF"/>
             <w:vAlign w:val="center"/>
             <w:hideMark/>
@@ -2311,11 +2328,130 @@
                 <w:szCs w:val="16"/>
               </w:rPr>
             </w:pPr>
-          </w:p>
-        </w:tc>
-        <w:tc>
-          <w:tcPr>
-            <w:tcW w:w="709" w:type="dxa"/>
+            <w:r>
+              <w:rPr>
+                <w:sz w:val="16"/>
+                <w:szCs w:val="16"/>
+              </w:rPr>
+              <w:t xml:space="preserve"> </w:t>
+            </w:r>
+          </w:p>
+        </w:tc>
+        <w:tc>
+          <w:tcPr>
+            <w:tcW w:w="567" w:type="dxa"/>
+            <w:shd w:val="clear" w:color="auto" w:fill="C6D9F1" w:themeFill="text2" w:themeFillTint="33"/>
+            <w:vAlign w:val="center"/>
+            <w:hideMark/>
+          </w:tcPr>
+          <w:p>
+            <w:pPr>
+              <w:jc w:val="center"/>
+              <w:rPr>
+                <w:b/>
+                <w:bCs/>
+                <w:sz w:val="16"/>
+                <w:szCs w:val="16"/>
+              </w:rPr>
+            </w:pPr>
+            <w:r>
+              <w:rPr>
+                <w:b/>
+                <w:bCs/>
+                <w:sz w:val="16"/>
+                <w:szCs w:val="16"/>
+              </w:rPr>
+              <w:t>42</w:t>
+            </w:r>
+          </w:p>
+        </w:tc>
+        <w:tc>
+          <w:tcPr>
+            <w:tcW w:w="567" w:type="dxa"/>
+            <w:shd w:val="clear" w:color="auto" w:fill="C6D9F1" w:themeFill="text2" w:themeFillTint="33"/>
+            <w:vAlign w:val="center"/>
+            <w:hideMark/>
+          </w:tcPr>
+          <w:p>
+            <w:pPr>
+              <w:jc w:val="center"/>
+              <w:rPr>
+                <w:b/>
+                <w:bCs/>
+                <w:sz w:val="16"/>
+                <w:szCs w:val="16"/>
+              </w:rPr>
+            </w:pPr>
+            <w:r>
+              <w:rPr>
+                <w:b/>
+                <w:bCs/>
+                <w:sz w:val="16"/>
+                <w:szCs w:val="16"/>
+              </w:rPr>
+              <w:t>42</w:t>
+            </w:r>
+          </w:p>
+        </w:tc>
+        <w:tc>
+          <w:tcPr>
+            <w:tcW w:w="992" w:type="dxa"/>
+            <w:shd w:val="clear" w:color="auto" w:fill="C6D9F1" w:themeFill="text2" w:themeFillTint="33"/>
+            <w:vAlign w:val="center"/>
+            <w:hideMark/>
+          </w:tcPr>
+          <w:p>
+            <w:pPr>
+              <w:jc w:val="center"/>
+              <w:rPr>
+                <w:b/>
+                <w:bCs/>
+                <w:sz w:val="16"/>
+                <w:szCs w:val="16"/>
+              </w:rPr>
+            </w:pPr>
+            <w:r>
+              <w:rPr>
+                <w:b/>
+                <w:bCs/>
+                <w:sz w:val="16"/>
+                <w:szCs w:val="16"/>
+              </w:rPr>
+              <w:t>0</w:t>
+            </w:r>
+          </w:p>
+        </w:tc>
+        <w:tc>
+          <w:tcPr>
+            <w:tcW w:w="1134" w:type="dxa"/>
+            <w:shd w:val="clear" w:color="auto" w:fill="EAF1DD" w:themeFill="accent3" w:themeFillTint="33"/>
+            <w:vAlign w:val="center"/>
+            <w:hideMark/>
+          </w:tcPr>
+          <w:p>
+            <w:pPr>
+              <w:jc w:val="center"/>
+              <w:rPr>
+                <w:b/>
+                <w:bCs/>
+                <w:sz w:val="16"/>
+                <w:szCs w:val="16"/>
+              </w:rPr>
+            </w:pPr>
+            <w:r>
+              <w:rPr>
+                <w:b/>
+                <w:bCs/>
+                <w:sz w:val="16"/>
+                <w:szCs w:val="16"/>
+              </w:rPr>
+              <w:t>100%</w:t>
+            </w:r>
+          </w:p>
+        </w:tc>
+        <w:tc>
+          <w:tcPr>
+            <w:tcW w:w="1276" w:type="dxa"/>
             <w:shd w:val="clear" w:color="auto" w:fill="17365D" w:themeFill="text2" w:themeFillShade="BF"/>
             <w:vAlign w:val="center"/>
             <w:hideMark/>
@@ -2333,13 +2469,13 @@
                 <w:sz w:val="16"/>
                 <w:szCs w:val="16"/>
               </w:rPr>
-              <w:t>42</w:t>
-            </w:r>
-          </w:p>
-        </w:tc>
-        <w:tc>
-          <w:tcPr>
-            <w:tcW w:w="709" w:type="dxa"/>
+              <w:t xml:space="preserve"> </w:t>
+            </w:r>
+          </w:p>
+        </w:tc>
+        <w:tc>
+          <w:tcPr>
+            <w:tcW w:w="1134" w:type="dxa"/>
             <w:shd w:val="clear" w:color="auto" w:fill="17365D" w:themeFill="text2" w:themeFillShade="BF"/>
             <w:vAlign w:val="center"/>
             <w:hideMark/>
@@ -2357,90 +2493,8 @@
                 <w:sz w:val="16"/>
                 <w:szCs w:val="16"/>
               </w:rPr>
-              <w:t>42</w:t>
-            </w:r>
-          </w:p>
-        </w:tc>
-        <w:tc>
-          <w:tcPr>
-            <w:tcW w:w="1098" w:type="dxa"/>
-            <w:shd w:val="clear" w:color="auto" w:fill="17365D" w:themeFill="text2" w:themeFillShade="BF"/>
-            <w:vAlign w:val="center"/>
-            <w:hideMark/>
-          </w:tcPr>
-          <w:p>
-            <w:pPr>
-              <w:jc w:val="center"/>
-              <w:rPr>
-                <w:sz w:val="16"/>
-                <w:szCs w:val="16"/>
-              </w:rPr>
-            </w:pPr>
-            <w:r>
-              <w:rPr>
-                <w:sz w:val="16"/>
-                <w:szCs w:val="16"/>
-              </w:rPr>
-              <w:t>0</w:t>
-            </w:r>
-          </w:p>
-        </w:tc>
-        <w:tc>
-          <w:tcPr>
-            <w:tcW w:w="962" w:type="dxa"/>
-            <w:shd w:val="clear" w:color="auto" w:fill="17365D" w:themeFill="text2" w:themeFillShade="BF"/>
-            <w:vAlign w:val="center"/>
-            <w:hideMark/>
-          </w:tcPr>
-          <w:p>
-            <w:pPr>
-              <w:jc w:val="center"/>
-              <w:rPr>
-                <w:sz w:val="16"/>
-                <w:szCs w:val="16"/>
-              </w:rPr>
-            </w:pPr>
-            <w:r>
-              <w:rPr>
-                <w:sz w:val="16"/>
-                <w:szCs w:val="16"/>
-              </w:rPr>
-              <w:t>100%</w:t>
-            </w:r>
-          </w:p>
-        </w:tc>
-        <w:tc>
-          <w:tcPr>
-            <w:tcW w:w="962" w:type="dxa"/>
-            <w:shd w:val="clear" w:color="auto" w:fill="17365D" w:themeFill="text2" w:themeFillShade="BF"/>
-            <w:vAlign w:val="center"/>
-            <w:hideMark/>
-          </w:tcPr>
-          <w:p>
-            <w:pPr>
-              <w:jc w:val="center"/>
-              <w:rPr>
-                <w:sz w:val="16"/>
-                <w:szCs w:val="16"/>
-              </w:rPr>
-            </w:pPr>
-          </w:p>
-        </w:tc>
-        <w:tc>
-          <w:tcPr>
-            <w:tcW w:w="1088" w:type="dxa"/>
-            <w:shd w:val="clear" w:color="auto" w:fill="17365D" w:themeFill="text2" w:themeFillShade="BF"/>
-            <w:vAlign w:val="center"/>
-            <w:hideMark/>
-          </w:tcPr>
-          <w:p>
-            <w:pPr>
-              <w:jc w:val="center"/>
-              <w:rPr>
-                <w:sz w:val="16"/>
-                <w:szCs w:val="16"/>
-              </w:rPr>
-            </w:pPr>
+              <w:t xml:space="preserve"> </w:t>
+            </w:r>
           </w:p>
         </w:tc>
       </w:tr>
@@ -2461,92 +2515,65 @@
       </w:tblPr>
       <w:tblGrid>
         <w:gridCol w:w="3510"/>
-        <w:gridCol w:w="2127"/>
-        <w:gridCol w:w="2976"/>
+        <w:gridCol w:w="2250"/>
+        <w:gridCol w:w="2880"/>
       </w:tblGrid>
       <w:tr>
         <w:tc>
           <w:tcPr>
             <w:tcW w:w="3510" w:type="dxa"/>
-            <w:shd w:val="clear" w:color="auto" w:fill="17365D" w:themeFill="text2" w:themeFillShade="BF"/>
-            <w:vAlign w:val="center"/>
-            <w:hideMark/>
+            <w:shd w:val="clear" w:color="auto" w:fill="1F3864"/>
           </w:tcPr>
           <w:p>
             <w:pPr>
-              <w:spacing w:line="276" w:lineRule="auto"/>
-              <w:jc w:val="center"/>
+              <w:rPr>
+                <w:szCs w:val="28"/>
+              </w:rPr>
+            </w:pPr>
+            <w:r>
               <w:rPr>
                 <w:b/>
-                <w:bCs/>
-                <w:sz w:val="20"/>
-                <w:szCs w:val="20"/>
+                <w:szCs w:val="28"/>
+              </w:rPr>
+              <w:t>Métrica</w:t>
+            </w:r>
+          </w:p>
+        </w:tc>
+        <w:tc>
+          <w:tcPr>
+            <w:tcW w:w="2250" w:type="dxa"/>
+            <w:shd w:val="clear" w:color="auto" w:fill="1F3864"/>
+          </w:tcPr>
+          <w:p>
+            <w:pPr>
+              <w:rPr>
+                <w:szCs w:val="28"/>
               </w:rPr>
             </w:pPr>
             <w:r>
               <w:rPr>
                 <w:b/>
-                <w:bCs/>
-                <w:sz w:val="20"/>
-                <w:szCs w:val="20"/>
-              </w:rPr>
-              <w:t>Métrica</w:t>
-            </w:r>
-          </w:p>
-        </w:tc>
-        <w:tc>
-          <w:tcPr>
-            <w:tcW w:w="2127" w:type="dxa"/>
-            <w:shd w:val="clear" w:color="auto" w:fill="17365D" w:themeFill="text2" w:themeFillShade="BF"/>
-            <w:vAlign w:val="center"/>
-            <w:hideMark/>
+                <w:szCs w:val="28"/>
+              </w:rPr>
+              <w:t>Planificado</w:t>
+            </w:r>
+          </w:p>
+        </w:tc>
+        <w:tc>
+          <w:tcPr>
+            <w:tcW w:w="2880" w:type="dxa"/>
+            <w:shd w:val="clear" w:color="auto" w:fill="1F3864"/>
           </w:tcPr>
           <w:p>
             <w:pPr>
-              <w:spacing w:line="276" w:lineRule="auto"/>
-              <w:jc w:val="center"/>
+              <w:rPr>
+                <w:szCs w:val="28"/>
+              </w:rPr>
+            </w:pPr>
+            <w:r>
               <w:rPr>
                 <w:b/>
-                <w:bCs/>
-                <w:sz w:val="20"/>
-                <w:szCs w:val="20"/>
-              </w:rPr>
-            </w:pPr>
-            <w:r>
-              <w:rPr>
-                <w:b/>
-                <w:bCs/>
-                <w:sz w:val="20"/>
-                <w:szCs w:val="20"/>
-              </w:rPr>
-              <w:t>Planificado</w:t>
-            </w:r>
-          </w:p>
-        </w:tc>
-        <w:tc>
-          <w:tcPr>
-            <w:tcW w:w="2976" w:type="dxa"/>
-            <w:shd w:val="clear" w:color="auto" w:fill="17365D" w:themeFill="text2" w:themeFillShade="BF"/>
-            <w:vAlign w:val="center"/>
-            <w:hideMark/>
-          </w:tcPr>
-          <w:p>
-            <w:pPr>
-              <w:spacing w:line="276" w:lineRule="auto"/>
-              <w:jc w:val="center"/>
-              <w:rPr>
-                <w:b/>
-                <w:bCs/>
-                <w:sz w:val="20"/>
-                <w:szCs w:val="20"/>
-              </w:rPr>
-            </w:pPr>
-            <w:r>
-              <w:rPr>
-                <w:b/>
-                <w:bCs/>
-                <w:sz w:val="20"/>
-                <w:szCs w:val="20"/>
+                <w:szCs w:val="28"/>
               </w:rPr>
               <w:t>Realizado</w:t>
             </w:r>
@@ -2557,26 +2584,17 @@
         <w:tc>
           <w:tcPr>
             <w:tcW w:w="3510" w:type="dxa"/>
-            <w:shd w:val="clear" w:color="auto" w:fill="DBE5F1" w:themeFill="accent1" w:themeFillTint="33"/>
-            <w:vAlign w:val="center"/>
-            <w:hideMark/>
+            <w:shd w:val="clear" w:color="auto" w:fill="FFFFFF"/>
           </w:tcPr>
           <w:p>
             <w:pPr>
-              <w:spacing w:line="276" w:lineRule="auto"/>
-              <w:rPr>
-                <w:b/>
-                <w:bCs/>
-                <w:sz w:val="20"/>
-                <w:szCs w:val="20"/>
+              <w:rPr>
+                <w:szCs w:val="28"/>
               </w:rPr>
             </w:pPr>
             <w:r>
               <w:rPr>
-                <w:b/>
-                <w:bCs/>
-                <w:sz w:val="20"/>
-                <w:szCs w:val="20"/>
+                <w:szCs w:val="28"/>
               </w:rPr>
               <w:t>Story Points totales</w:t>
             </w:r>
@@ -2584,23 +2602,18 @@
         </w:tc>
         <w:tc>
           <w:tcPr>
-            <w:tcW w:w="2127" w:type="dxa"/>
-            <w:vAlign w:val="center"/>
-            <w:hideMark/>
+            <w:tcW w:w="2250" w:type="dxa"/>
+            <w:shd w:val="clear" w:color="auto" w:fill="FFFFFF"/>
           </w:tcPr>
           <w:p>
             <w:pPr>
-              <w:spacing w:line="276" w:lineRule="auto"/>
-              <w:jc w:val="center"/>
-              <w:rPr>
-                <w:sz w:val="20"/>
-                <w:szCs w:val="20"/>
+              <w:rPr>
+                <w:szCs w:val="28"/>
               </w:rPr>
             </w:pPr>
             <w:r>
               <w:rPr>
-                <w:sz w:val="20"/>
-                <w:szCs w:val="20"/>
+                <w:szCs w:val="28"/>
               </w:rPr>
               <w:t>42</w:t>
             </w:r>
@@ -2608,23 +2621,18 @@
         </w:tc>
         <w:tc>
           <w:tcPr>
-            <w:tcW w:w="2976" w:type="dxa"/>
-            <w:vAlign w:val="center"/>
-            <w:hideMark/>
+            <w:tcW w:w="2880" w:type="dxa"/>
+            <w:shd w:val="clear" w:color="auto" w:fill="FFFFFF"/>
           </w:tcPr>
           <w:p>
             <w:pPr>
-              <w:spacing w:line="276" w:lineRule="auto"/>
-              <w:jc w:val="center"/>
-              <w:rPr>
-                <w:sz w:val="20"/>
-                <w:szCs w:val="20"/>
+              <w:rPr>
+                <w:szCs w:val="28"/>
               </w:rPr>
             </w:pPr>
             <w:r>
               <w:rPr>
-                <w:sz w:val="20"/>
-                <w:szCs w:val="20"/>
+                <w:szCs w:val="28"/>
               </w:rPr>
               <w:t>42</w:t>
             </w:r>
@@ -2635,26 +2643,17 @@
         <w:tc>
           <w:tcPr>
             <w:tcW w:w="3510" w:type="dxa"/>
-            <w:shd w:val="clear" w:color="auto" w:fill="DBE5F1" w:themeFill="accent1" w:themeFillTint="33"/>
-            <w:vAlign w:val="center"/>
-            <w:hideMark/>
+            <w:shd w:val="clear" w:color="auto" w:fill="D9E1F2"/>
           </w:tcPr>
           <w:p>
             <w:pPr>
-              <w:spacing w:line="276" w:lineRule="auto"/>
-              <w:rPr>
-                <w:b/>
-                <w:bCs/>
-                <w:sz w:val="20"/>
-                <w:szCs w:val="20"/>
+              <w:rPr>
+                <w:szCs w:val="28"/>
               </w:rPr>
             </w:pPr>
             <w:r>
               <w:rPr>
-                <w:b/>
-                <w:bCs/>
-                <w:sz w:val="20"/>
-                <w:szCs w:val="20"/>
+                <w:szCs w:val="28"/>
               </w:rPr>
               <w:t>N° historias de usuario (HU)</w:t>
             </w:r>
@@ -2662,23 +2661,18 @@
         </w:tc>
         <w:tc>
           <w:tcPr>
-            <w:tcW w:w="2127" w:type="dxa"/>
-            <w:vAlign w:val="center"/>
-            <w:hideMark/>
+            <w:tcW w:w="2250" w:type="dxa"/>
+            <w:shd w:val="clear" w:color="auto" w:fill="F2F2F2"/>
           </w:tcPr>
           <w:p>
             <w:pPr>
-              <w:spacing w:line="276" w:lineRule="auto"/>
-              <w:jc w:val="center"/>
-              <w:rPr>
-                <w:sz w:val="20"/>
-                <w:szCs w:val="20"/>
+              <w:rPr>
+                <w:szCs w:val="28"/>
               </w:rPr>
             </w:pPr>
             <w:r>
               <w:rPr>
-                <w:sz w:val="20"/>
-                <w:szCs w:val="20"/>
+                <w:szCs w:val="28"/>
               </w:rPr>
               <w:t>5</w:t>
             </w:r>
@@ -2686,23 +2680,18 @@
         </w:tc>
         <w:tc>
           <w:tcPr>
-            <w:tcW w:w="2976" w:type="dxa"/>
-            <w:vAlign w:val="center"/>
-            <w:hideMark/>
+            <w:tcW w:w="2880" w:type="dxa"/>
+            <w:shd w:val="clear" w:color="auto" w:fill="F2F2F2"/>
           </w:tcPr>
           <w:p>
             <w:pPr>
-              <w:spacing w:line="276" w:lineRule="auto"/>
-              <w:jc w:val="center"/>
-              <w:rPr>
-                <w:sz w:val="20"/>
-                <w:szCs w:val="20"/>
+              <w:rPr>
+                <w:szCs w:val="28"/>
               </w:rPr>
             </w:pPr>
             <w:r>
               <w:rPr>
-                <w:sz w:val="20"/>
-                <w:szCs w:val="20"/>
+                <w:szCs w:val="28"/>
               </w:rPr>
               <w:t>5</w:t>
             </w:r>
@@ -2713,26 +2702,17 @@
         <w:tc>
           <w:tcPr>
             <w:tcW w:w="3510" w:type="dxa"/>
-            <w:shd w:val="clear" w:color="auto" w:fill="DBE5F1" w:themeFill="accent1" w:themeFillTint="33"/>
-            <w:vAlign w:val="center"/>
-            <w:hideMark/>
+            <w:shd w:val="clear" w:color="auto" w:fill="FFFFFF"/>
           </w:tcPr>
           <w:p>
             <w:pPr>
-              <w:spacing w:line="276" w:lineRule="auto"/>
-              <w:rPr>
-                <w:b/>
-                <w:bCs/>
-                <w:sz w:val="20"/>
-                <w:szCs w:val="20"/>
+              <w:rPr>
+                <w:szCs w:val="28"/>
               </w:rPr>
             </w:pPr>
             <w:r>
               <w:rPr>
-                <w:b/>
-                <w:bCs/>
-                <w:sz w:val="20"/>
-                <w:szCs w:val="20"/>
+                <w:szCs w:val="28"/>
               </w:rPr>
               <w:t>N° historias técnicas (HT)</w:t>
             </w:r>
@@ -2740,23 +2720,18 @@
         </w:tc>
         <w:tc>
           <w:tcPr>
-            <w:tcW w:w="2127" w:type="dxa"/>
-            <w:vAlign w:val="center"/>
-            <w:hideMark/>
+            <w:tcW w:w="2250" w:type="dxa"/>
+            <w:shd w:val="clear" w:color="auto" w:fill="FFFFFF"/>
           </w:tcPr>
           <w:p>
             <w:pPr>
-              <w:spacing w:line="276" w:lineRule="auto"/>
-              <w:jc w:val="center"/>
-              <w:rPr>
-                <w:sz w:val="20"/>
-                <w:szCs w:val="20"/>
+              <w:rPr>
+                <w:szCs w:val="28"/>
               </w:rPr>
             </w:pPr>
             <w:r>
               <w:rPr>
-                <w:sz w:val="20"/>
-                <w:szCs w:val="20"/>
+                <w:szCs w:val="28"/>
               </w:rPr>
               <w:t>0</w:t>
             </w:r>
@@ -2764,23 +2739,18 @@
         </w:tc>
         <w:tc>
           <w:tcPr>
-            <w:tcW w:w="2976" w:type="dxa"/>
-            <w:vAlign w:val="center"/>
-            <w:hideMark/>
+            <w:tcW w:w="2880" w:type="dxa"/>
+            <w:shd w:val="clear" w:color="auto" w:fill="FFFFFF"/>
           </w:tcPr>
           <w:p>
             <w:pPr>
-              <w:spacing w:line="276" w:lineRule="auto"/>
-              <w:jc w:val="center"/>
-              <w:rPr>
-                <w:sz w:val="20"/>
-                <w:szCs w:val="20"/>
+              <w:rPr>
+                <w:szCs w:val="28"/>
               </w:rPr>
             </w:pPr>
             <w:r>
               <w:rPr>
-                <w:sz w:val="20"/>
-                <w:szCs w:val="20"/>
+                <w:szCs w:val="28"/>
               </w:rPr>
               <w:t>0</w:t>
             </w:r>
@@ -2791,26 +2761,17 @@
         <w:tc>
           <w:tcPr>
             <w:tcW w:w="3510" w:type="dxa"/>
-            <w:shd w:val="clear" w:color="auto" w:fill="DBE5F1" w:themeFill="accent1" w:themeFillTint="33"/>
-            <w:vAlign w:val="center"/>
-            <w:hideMark/>
+            <w:shd w:val="clear" w:color="auto" w:fill="D9E1F2"/>
           </w:tcPr>
           <w:p>
             <w:pPr>
-              <w:spacing w:line="276" w:lineRule="auto"/>
-              <w:rPr>
-                <w:b/>
-                <w:bCs/>
-                <w:sz w:val="20"/>
-                <w:szCs w:val="20"/>
+              <w:rPr>
+                <w:szCs w:val="28"/>
               </w:rPr>
             </w:pPr>
             <w:r>
               <w:rPr>
-                <w:b/>
-                <w:bCs/>
-                <w:sz w:val="20"/>
-                <w:szCs w:val="20"/>
+                <w:szCs w:val="28"/>
               </w:rPr>
               <w:t>N° ítems del backlog</w:t>
             </w:r>
@@ -2818,23 +2779,18 @@
         </w:tc>
         <w:tc>
           <w:tcPr>
-            <w:tcW w:w="2127" w:type="dxa"/>
-            <w:vAlign w:val="center"/>
-            <w:hideMark/>
+            <w:tcW w:w="2250" w:type="dxa"/>
+            <w:shd w:val="clear" w:color="auto" w:fill="F2F2F2"/>
           </w:tcPr>
           <w:p>
             <w:pPr>
-              <w:spacing w:line="276" w:lineRule="auto"/>
-              <w:jc w:val="center"/>
-              <w:rPr>
-                <w:sz w:val="20"/>
-                <w:szCs w:val="20"/>
+              <w:rPr>
+                <w:szCs w:val="28"/>
               </w:rPr>
             </w:pPr>
             <w:r>
               <w:rPr>
-                <w:sz w:val="20"/>
-                <w:szCs w:val="20"/>
+                <w:szCs w:val="28"/>
               </w:rPr>
               <w:t>5</w:t>
             </w:r>
@@ -2842,23 +2798,18 @@
         </w:tc>
         <w:tc>
           <w:tcPr>
-            <w:tcW w:w="2976" w:type="dxa"/>
-            <w:vAlign w:val="center"/>
-            <w:hideMark/>
+            <w:tcW w:w="2880" w:type="dxa"/>
+            <w:shd w:val="clear" w:color="auto" w:fill="F2F2F2"/>
           </w:tcPr>
           <w:p>
             <w:pPr>
-              <w:spacing w:line="276" w:lineRule="auto"/>
-              <w:jc w:val="center"/>
-              <w:rPr>
-                <w:sz w:val="20"/>
-                <w:szCs w:val="20"/>
+              <w:rPr>
+                <w:szCs w:val="28"/>
               </w:rPr>
             </w:pPr>
             <w:r>
               <w:rPr>
-                <w:sz w:val="20"/>
-                <w:szCs w:val="20"/>
+                <w:szCs w:val="28"/>
               </w:rPr>
               <w:t>5</w:t>
             </w:r>
@@ -2869,26 +2820,17 @@
         <w:tc>
           <w:tcPr>
             <w:tcW w:w="3510" w:type="dxa"/>
-            <w:shd w:val="clear" w:color="auto" w:fill="DBE5F1" w:themeFill="accent1" w:themeFillTint="33"/>
-            <w:vAlign w:val="center"/>
-            <w:hideMark/>
+            <w:shd w:val="clear" w:color="auto" w:fill="FFFFFF"/>
           </w:tcPr>
           <w:p>
             <w:pPr>
-              <w:spacing w:line="276" w:lineRule="auto"/>
-              <w:rPr>
-                <w:b/>
-                <w:bCs/>
-                <w:sz w:val="20"/>
-                <w:szCs w:val="20"/>
+              <w:rPr>
+                <w:szCs w:val="28"/>
               </w:rPr>
             </w:pPr>
             <w:r>
               <w:rPr>
-                <w:b/>
-                <w:bCs/>
-                <w:sz w:val="20"/>
-                <w:szCs w:val="20"/>
+                <w:szCs w:val="28"/>
               </w:rPr>
               <w:lastRenderedPageBreak/>
               <w:t>N° ítems completados</w:t>
@@ -2897,23 +2839,18 @@
         </w:tc>
         <w:tc>
           <w:tcPr>
-            <w:tcW w:w="2127" w:type="dxa"/>
-            <w:vAlign w:val="center"/>
-            <w:hideMark/>
+            <w:tcW w:w="2250" w:type="dxa"/>
+            <w:shd w:val="clear" w:color="auto" w:fill="FFFFFF"/>
           </w:tcPr>
           <w:p>
             <w:pPr>
-              <w:spacing w:line="276" w:lineRule="auto"/>
-              <w:jc w:val="center"/>
-              <w:rPr>
-                <w:sz w:val="20"/>
-                <w:szCs w:val="20"/>
+              <w:rPr>
+                <w:szCs w:val="28"/>
               </w:rPr>
             </w:pPr>
             <w:r>
               <w:rPr>
-                <w:sz w:val="20"/>
-                <w:szCs w:val="20"/>
+                <w:szCs w:val="28"/>
               </w:rPr>
               <w:t>—</w:t>
             </w:r>
@@ -2921,25 +2858,26 @@
         </w:tc>
         <w:tc>
           <w:tcPr>
-            <w:tcW w:w="2976" w:type="dxa"/>
-            <w:vAlign w:val="center"/>
-            <w:hideMark/>
+            <w:tcW w:w="2880" w:type="dxa"/>
+            <w:shd w:val="clear" w:color="auto" w:fill="FFFFFF"/>
           </w:tcPr>
           <w:p>
             <w:pPr>
-              <w:spacing w:line="276" w:lineRule="auto"/>
-              <w:jc w:val="center"/>
-              <w:rPr>
-                <w:sz w:val="20"/>
-                <w:szCs w:val="20"/>
+              <w:rPr>
+                <w:szCs w:val="28"/>
               </w:rPr>
             </w:pPr>
             <w:r>
               <w:rPr>
-                <w:sz w:val="20"/>
-                <w:szCs w:val="20"/>
-              </w:rPr>
-              <w:t>5 (100%)</w:t>
+                <w:szCs w:val="28"/>
+              </w:rPr>
+              <w:t>5</w:t>
+            </w:r>
+            <w:r>
+              <w:rPr>
+                <w:szCs w:val="28"/>
+              </w:rPr>
+              <w:t xml:space="preserve"> (100%)</w:t>
             </w:r>
           </w:p>
         </w:tc>
@@ -2948,26 +2886,17 @@
         <w:tc>
           <w:tcPr>
             <w:tcW w:w="3510" w:type="dxa"/>
-            <w:shd w:val="clear" w:color="auto" w:fill="DBE5F1" w:themeFill="accent1" w:themeFillTint="33"/>
-            <w:vAlign w:val="center"/>
-            <w:hideMark/>
+            <w:shd w:val="clear" w:color="auto" w:fill="D9E1F2"/>
           </w:tcPr>
           <w:p>
             <w:pPr>
-              <w:spacing w:line="276" w:lineRule="auto"/>
-              <w:rPr>
-                <w:b/>
-                <w:bCs/>
-                <w:sz w:val="20"/>
-                <w:szCs w:val="20"/>
+              <w:rPr>
+                <w:szCs w:val="28"/>
               </w:rPr>
             </w:pPr>
             <w:r>
               <w:rPr>
-                <w:b/>
-                <w:bCs/>
-                <w:sz w:val="20"/>
-                <w:szCs w:val="20"/>
+                <w:szCs w:val="28"/>
               </w:rPr>
               <w:t>N° ítems bloqueados</w:t>
             </w:r>
@@ -2975,23 +2904,18 @@
         </w:tc>
         <w:tc>
           <w:tcPr>
-            <w:tcW w:w="2127" w:type="dxa"/>
-            <w:vAlign w:val="center"/>
-            <w:hideMark/>
+            <w:tcW w:w="2250" w:type="dxa"/>
+            <w:shd w:val="clear" w:color="auto" w:fill="F2F2F2"/>
           </w:tcPr>
           <w:p>
             <w:pPr>
-              <w:spacing w:line="276" w:lineRule="auto"/>
-              <w:jc w:val="center"/>
-              <w:rPr>
-                <w:sz w:val="20"/>
-                <w:szCs w:val="20"/>
+              <w:rPr>
+                <w:szCs w:val="28"/>
               </w:rPr>
             </w:pPr>
             <w:r>
               <w:rPr>
-                <w:sz w:val="20"/>
-                <w:szCs w:val="20"/>
+                <w:szCs w:val="28"/>
               </w:rPr>
               <w:t>—</w:t>
             </w:r>
@@ -2999,23 +2923,18 @@
         </w:tc>
         <w:tc>
           <w:tcPr>
-            <w:tcW w:w="2976" w:type="dxa"/>
-            <w:vAlign w:val="center"/>
-            <w:hideMark/>
+            <w:tcW w:w="2880" w:type="dxa"/>
+            <w:shd w:val="clear" w:color="auto" w:fill="F2F2F2"/>
           </w:tcPr>
           <w:p>
             <w:pPr>
-              <w:spacing w:line="276" w:lineRule="auto"/>
-              <w:jc w:val="center"/>
-              <w:rPr>
-                <w:sz w:val="20"/>
-                <w:szCs w:val="20"/>
+              <w:rPr>
+                <w:szCs w:val="28"/>
               </w:rPr>
             </w:pPr>
             <w:r>
               <w:rPr>
-                <w:sz w:val="20"/>
-                <w:szCs w:val="20"/>
+                <w:szCs w:val="28"/>
               </w:rPr>
               <w:t>0</w:t>
             </w:r>
@@ -3026,26 +2945,17 @@
         <w:tc>
           <w:tcPr>
             <w:tcW w:w="3510" w:type="dxa"/>
-            <w:shd w:val="clear" w:color="auto" w:fill="DBE5F1" w:themeFill="accent1" w:themeFillTint="33"/>
-            <w:vAlign w:val="center"/>
-            <w:hideMark/>
+            <w:shd w:val="clear" w:color="auto" w:fill="FFFFFF"/>
           </w:tcPr>
           <w:p>
             <w:pPr>
-              <w:spacing w:line="276" w:lineRule="auto"/>
-              <w:rPr>
-                <w:b/>
-                <w:bCs/>
-                <w:sz w:val="20"/>
-                <w:szCs w:val="20"/>
+              <w:rPr>
+                <w:szCs w:val="28"/>
               </w:rPr>
             </w:pPr>
             <w:r>
               <w:rPr>
-                <w:b/>
-                <w:bCs/>
-                <w:sz w:val="20"/>
-                <w:szCs w:val="20"/>
+                <w:szCs w:val="28"/>
               </w:rPr>
               <w:t>N° ítems no completados</w:t>
             </w:r>
@@ -3053,23 +2963,18 @@
         </w:tc>
         <w:tc>
           <w:tcPr>
-            <w:tcW w:w="2127" w:type="dxa"/>
-            <w:vAlign w:val="center"/>
-            <w:hideMark/>
+            <w:tcW w:w="2250" w:type="dxa"/>
+            <w:shd w:val="clear" w:color="auto" w:fill="FFFFFF"/>
           </w:tcPr>
           <w:p>
             <w:pPr>
-              <w:spacing w:line="276" w:lineRule="auto"/>
-              <w:jc w:val="center"/>
-              <w:rPr>
-                <w:sz w:val="20"/>
-                <w:szCs w:val="20"/>
+              <w:rPr>
+                <w:szCs w:val="28"/>
               </w:rPr>
             </w:pPr>
             <w:r>
               <w:rPr>
-                <w:sz w:val="20"/>
-                <w:szCs w:val="20"/>
+                <w:szCs w:val="28"/>
               </w:rPr>
               <w:t>—</w:t>
             </w:r>
@@ -3077,23 +2982,18 @@
         </w:tc>
         <w:tc>
           <w:tcPr>
-            <w:tcW w:w="2976" w:type="dxa"/>
-            <w:vAlign w:val="center"/>
-            <w:hideMark/>
+            <w:tcW w:w="2880" w:type="dxa"/>
+            <w:shd w:val="clear" w:color="auto" w:fill="FFFFFF"/>
           </w:tcPr>
           <w:p>
             <w:pPr>
-              <w:spacing w:line="276" w:lineRule="auto"/>
-              <w:jc w:val="center"/>
-              <w:rPr>
-                <w:sz w:val="20"/>
-                <w:szCs w:val="20"/>
+              <w:rPr>
+                <w:szCs w:val="28"/>
               </w:rPr>
             </w:pPr>
             <w:r>
               <w:rPr>
-                <w:sz w:val="20"/>
-                <w:szCs w:val="20"/>
+                <w:szCs w:val="28"/>
               </w:rPr>
               <w:t>0</w:t>
             </w:r>
@@ -3104,26 +3004,17 @@
         <w:tc>
           <w:tcPr>
             <w:tcW w:w="3510" w:type="dxa"/>
-            <w:shd w:val="clear" w:color="auto" w:fill="DBE5F1" w:themeFill="accent1" w:themeFillTint="33"/>
-            <w:vAlign w:val="center"/>
-            <w:hideMark/>
+            <w:shd w:val="clear" w:color="auto" w:fill="D9E1F2"/>
           </w:tcPr>
           <w:p>
             <w:pPr>
-              <w:spacing w:line="276" w:lineRule="auto"/>
-              <w:rPr>
-                <w:b/>
-                <w:bCs/>
-                <w:sz w:val="20"/>
-                <w:szCs w:val="20"/>
+              <w:rPr>
+                <w:szCs w:val="28"/>
               </w:rPr>
             </w:pPr>
             <w:r>
               <w:rPr>
-                <w:b/>
-                <w:bCs/>
-                <w:sz w:val="20"/>
-                <w:szCs w:val="20"/>
+                <w:szCs w:val="28"/>
               </w:rPr>
               <w:t>Velocidad real (SP / semana)</w:t>
             </w:r>
@@ -3131,49 +3022,39 @@
         </w:tc>
         <w:tc>
           <w:tcPr>
-            <w:tcW w:w="2127" w:type="dxa"/>
-            <w:vAlign w:val="center"/>
-            <w:hideMark/>
+            <w:tcW w:w="2250" w:type="dxa"/>
+            <w:shd w:val="clear" w:color="auto" w:fill="F2F2F2"/>
           </w:tcPr>
           <w:p>
             <w:pPr>
-              <w:spacing w:line="276" w:lineRule="auto"/>
-              <w:jc w:val="center"/>
-              <w:rPr>
-                <w:sz w:val="20"/>
-                <w:szCs w:val="20"/>
+              <w:rPr>
+                <w:szCs w:val="28"/>
               </w:rPr>
             </w:pPr>
             <w:r>
               <w:rPr>
-                <w:sz w:val="20"/>
-                <w:szCs w:val="20"/>
-              </w:rPr>
-              <w:t>21</w:t>
-            </w:r>
-          </w:p>
-        </w:tc>
-        <w:tc>
-          <w:tcPr>
-            <w:tcW w:w="2976" w:type="dxa"/>
-            <w:vAlign w:val="center"/>
-            <w:hideMark/>
+                <w:szCs w:val="28"/>
+              </w:rPr>
+              <w:t>42</w:t>
+            </w:r>
+          </w:p>
+        </w:tc>
+        <w:tc>
+          <w:tcPr>
+            <w:tcW w:w="2880" w:type="dxa"/>
+            <w:shd w:val="clear" w:color="auto" w:fill="F2F2F2"/>
           </w:tcPr>
           <w:p>
             <w:pPr>
-              <w:spacing w:line="276" w:lineRule="auto"/>
-              <w:jc w:val="center"/>
-              <w:rPr>
-                <w:sz w:val="20"/>
-                <w:szCs w:val="20"/>
+              <w:rPr>
+                <w:szCs w:val="28"/>
               </w:rPr>
             </w:pPr>
             <w:r>
               <w:rPr>
-                <w:sz w:val="20"/>
-                <w:szCs w:val="20"/>
-              </w:rPr>
-              <w:t>21</w:t>
+                <w:szCs w:val="28"/>
+              </w:rPr>
+              <w:t>42</w:t>
             </w:r>
           </w:p>
         </w:tc>
@@ -3182,26 +3063,17 @@
         <w:tc>
           <w:tcPr>
             <w:tcW w:w="3510" w:type="dxa"/>
-            <w:shd w:val="clear" w:color="auto" w:fill="DBE5F1" w:themeFill="accent1" w:themeFillTint="33"/>
-            <w:vAlign w:val="center"/>
-            <w:hideMark/>
+            <w:shd w:val="clear" w:color="auto" w:fill="FFFFFF"/>
           </w:tcPr>
           <w:p>
             <w:pPr>
-              <w:spacing w:line="276" w:lineRule="auto"/>
-              <w:rPr>
-                <w:b/>
-                <w:bCs/>
-                <w:sz w:val="20"/>
-                <w:szCs w:val="20"/>
+              <w:rPr>
+                <w:szCs w:val="28"/>
               </w:rPr>
             </w:pPr>
             <w:r>
               <w:rPr>
-                <w:b/>
-                <w:bCs/>
-                <w:sz w:val="20"/>
-                <w:szCs w:val="20"/>
+                <w:szCs w:val="28"/>
               </w:rPr>
               <w:t>% Cumplimiento del sprint</w:t>
             </w:r>
@@ -3209,23 +3081,18 @@
         </w:tc>
         <w:tc>
           <w:tcPr>
-            <w:tcW w:w="2127" w:type="dxa"/>
-            <w:vAlign w:val="center"/>
-            <w:hideMark/>
+            <w:tcW w:w="2250" w:type="dxa"/>
+            <w:shd w:val="clear" w:color="auto" w:fill="FFFFFF"/>
           </w:tcPr>
           <w:p>
             <w:pPr>
-              <w:spacing w:line="276" w:lineRule="auto"/>
-              <w:jc w:val="center"/>
-              <w:rPr>
-                <w:sz w:val="20"/>
-                <w:szCs w:val="20"/>
+              <w:rPr>
+                <w:szCs w:val="28"/>
               </w:rPr>
             </w:pPr>
             <w:r>
               <w:rPr>
-                <w:sz w:val="20"/>
-                <w:szCs w:val="20"/>
+                <w:szCs w:val="28"/>
               </w:rPr>
               <w:t>100%</w:t>
             </w:r>
@@ -3233,23 +3100,18 @@
         </w:tc>
         <w:tc>
           <w:tcPr>
-            <w:tcW w:w="2976" w:type="dxa"/>
-            <w:vAlign w:val="center"/>
-            <w:hideMark/>
+            <w:tcW w:w="2880" w:type="dxa"/>
+            <w:shd w:val="clear" w:color="auto" w:fill="FFFFFF"/>
           </w:tcPr>
           <w:p>
             <w:pPr>
-              <w:spacing w:line="276" w:lineRule="auto"/>
-              <w:jc w:val="center"/>
-              <w:rPr>
-                <w:sz w:val="20"/>
-                <w:szCs w:val="20"/>
+              <w:rPr>
+                <w:szCs w:val="28"/>
               </w:rPr>
             </w:pPr>
             <w:r>
               <w:rPr>
-                <w:sz w:val="20"/>
-                <w:szCs w:val="20"/>
+                <w:szCs w:val="28"/>
               </w:rPr>
               <w:t>100%</w:t>
             </w:r>
@@ -3260,26 +3122,17 @@
         <w:tc>
           <w:tcPr>
             <w:tcW w:w="3510" w:type="dxa"/>
-            <w:shd w:val="clear" w:color="auto" w:fill="DBE5F1" w:themeFill="accent1" w:themeFillTint="33"/>
-            <w:vAlign w:val="center"/>
-            <w:hideMark/>
+            <w:shd w:val="clear" w:color="auto" w:fill="D9E1F2"/>
           </w:tcPr>
           <w:p>
             <w:pPr>
-              <w:spacing w:line="276" w:lineRule="auto"/>
-              <w:rPr>
-                <w:b/>
-                <w:bCs/>
-                <w:sz w:val="20"/>
-                <w:szCs w:val="20"/>
+              <w:rPr>
+                <w:szCs w:val="28"/>
               </w:rPr>
             </w:pPr>
             <w:r>
               <w:rPr>
-                <w:b/>
-                <w:bCs/>
-                <w:sz w:val="20"/>
-                <w:szCs w:val="20"/>
+                <w:szCs w:val="28"/>
               </w:rPr>
               <w:t>N° pruebas automatizadas</w:t>
             </w:r>
@@ -3287,49 +3140,45 @@
         </w:tc>
         <w:tc>
           <w:tcPr>
-            <w:tcW w:w="2127" w:type="dxa"/>
-            <w:vAlign w:val="center"/>
-            <w:hideMark/>
+            <w:tcW w:w="2250" w:type="dxa"/>
+            <w:shd w:val="clear" w:color="auto" w:fill="F2F2F2"/>
           </w:tcPr>
           <w:p>
             <w:pPr>
-              <w:spacing w:line="276" w:lineRule="auto"/>
-              <w:jc w:val="center"/>
-              <w:rPr>
-                <w:sz w:val="20"/>
-                <w:szCs w:val="20"/>
+              <w:rPr>
+                <w:szCs w:val="28"/>
               </w:rPr>
             </w:pPr>
             <w:r>
               <w:rPr>
-                <w:sz w:val="20"/>
-                <w:szCs w:val="20"/>
-              </w:rPr>
-              <w:t>31</w:t>
-            </w:r>
-          </w:p>
-        </w:tc>
-        <w:tc>
-          <w:tcPr>
-            <w:tcW w:w="2976" w:type="dxa"/>
-            <w:vAlign w:val="center"/>
-            <w:hideMark/>
+                <w:szCs w:val="28"/>
+              </w:rPr>
+              <w:t>36</w:t>
+            </w:r>
+          </w:p>
+        </w:tc>
+        <w:tc>
+          <w:tcPr>
+            <w:tcW w:w="2880" w:type="dxa"/>
+            <w:shd w:val="clear" w:color="auto" w:fill="F2F2F2"/>
           </w:tcPr>
           <w:p>
             <w:pPr>
-              <w:spacing w:line="276" w:lineRule="auto"/>
-              <w:jc w:val="center"/>
-              <w:rPr>
-                <w:sz w:val="20"/>
-                <w:szCs w:val="20"/>
+              <w:rPr>
+                <w:szCs w:val="28"/>
               </w:rPr>
             </w:pPr>
             <w:r>
               <w:rPr>
-                <w:sz w:val="20"/>
-                <w:szCs w:val="20"/>
-              </w:rPr>
-              <w:t>31 (100% PASS)</w:t>
+                <w:szCs w:val="28"/>
+              </w:rPr>
+              <w:t xml:space="preserve">36 </w:t>
+            </w:r>
+            <w:r>
+              <w:rPr>
+                <w:szCs w:val="28"/>
+              </w:rPr>
+              <w:t>(100% PASS)</w:t>
             </w:r>
           </w:p>
         </w:tc>
@@ -3338,86 +3187,36 @@
         <w:tc>
           <w:tcPr>
             <w:tcW w:w="3510" w:type="dxa"/>
-            <w:shd w:val="clear" w:color="auto" w:fill="DBE5F1" w:themeFill="accent1" w:themeFillTint="33"/>
-            <w:vAlign w:val="center"/>
-            <w:hideMark/>
+            <w:shd w:val="clear" w:color="auto" w:fill="FFFFFF"/>
           </w:tcPr>
           <w:p>
             <w:pPr>
-              <w:spacing w:line="276" w:lineRule="auto"/>
-              <w:rPr>
-                <w:b/>
-                <w:bCs/>
-                <w:sz w:val="20"/>
-                <w:szCs w:val="20"/>
+              <w:rPr>
+                <w:szCs w:val="28"/>
               </w:rPr>
             </w:pPr>
             <w:r>
               <w:rPr>
-                <w:b/>
-                <w:bCs/>
-                <w:sz w:val="20"/>
-                <w:szCs w:val="20"/>
-              </w:rPr>
-              <w:t xml:space="preserve">Compromisos del sprint </w:t>
-            </w:r>
-            <w:r>
-              <w:rPr>
-                <w:b/>
-                <w:bCs/>
-                <w:sz w:val="20"/>
-                <w:szCs w:val="20"/>
-              </w:rPr>
-              <w:t>05</w:t>
-            </w:r>
-            <w:r>
-              <w:rPr>
-                <w:b/>
-                <w:bCs/>
-                <w:sz w:val="20"/>
-                <w:szCs w:val="20"/>
-              </w:rPr>
-              <w:t xml:space="preserve"> 8.3</w:t>
-            </w:r>
-            <w:r>
-              <w:rPr>
-                <w:b/>
-                <w:bCs/>
-                <w:sz w:val="20"/>
-                <w:szCs w:val="20"/>
-              </w:rPr>
-              <w:t xml:space="preserve"> </w:t>
-            </w:r>
-            <w:r>
-              <w:rPr>
-                <w:b/>
-                <w:bCs/>
-                <w:sz w:val="20"/>
-                <w:szCs w:val="20"/>
-              </w:rPr>
-              <w:t>cerrados</w:t>
-            </w:r>
-          </w:p>
-        </w:tc>
-        <w:tc>
-          <w:tcPr>
-            <w:tcW w:w="2127" w:type="dxa"/>
-            <w:vAlign w:val="center"/>
-            <w:hideMark/>
+                <w:szCs w:val="28"/>
+              </w:rPr>
+              <w:t>Compromisos Sprint 04 8.3 cerrados</w:t>
+            </w:r>
+          </w:p>
+        </w:tc>
+        <w:tc>
+          <w:tcPr>
+            <w:tcW w:w="2250" w:type="dxa"/>
+            <w:shd w:val="clear" w:color="auto" w:fill="FFFFFF"/>
           </w:tcPr>
           <w:p>
             <w:pPr>
-              <w:spacing w:line="276" w:lineRule="auto"/>
-              <w:jc w:val="center"/>
-              <w:rPr>
-                <w:sz w:val="20"/>
-                <w:szCs w:val="20"/>
+              <w:rPr>
+                <w:szCs w:val="28"/>
               </w:rPr>
             </w:pPr>
             <w:r>
               <w:rPr>
-                <w:sz w:val="20"/>
-                <w:szCs w:val="20"/>
+                <w:szCs w:val="28"/>
               </w:rPr>
               <w:t>5/5</w:t>
             </w:r>
@@ -3425,23 +3224,18 @@
         </w:tc>
         <w:tc>
           <w:tcPr>
-            <w:tcW w:w="2976" w:type="dxa"/>
-            <w:vAlign w:val="center"/>
-            <w:hideMark/>
+            <w:tcW w:w="2880" w:type="dxa"/>
+            <w:shd w:val="clear" w:color="auto" w:fill="FFFFFF"/>
           </w:tcPr>
           <w:p>
             <w:pPr>
-              <w:spacing w:line="276" w:lineRule="auto"/>
-              <w:jc w:val="center"/>
-              <w:rPr>
-                <w:sz w:val="20"/>
-                <w:szCs w:val="20"/>
+              <w:rPr>
+                <w:szCs w:val="28"/>
               </w:rPr>
             </w:pPr>
             <w:r>
               <w:rPr>
-                <w:sz w:val="20"/>
-                <w:szCs w:val="20"/>
+                <w:szCs w:val="28"/>
               </w:rPr>
               <w:t>5/5 (100%)</w:t>
             </w:r>
@@ -3449,6 +3243,7 @@
         </w:tc>
       </w:tr>
     </w:tbl>
+    <w:p/>
     <w:p>
       <w:pPr>
         <w:pStyle w:val="Ttulo1"/>
@@ -3466,23 +3261,7 @@
           <w:rFonts w:ascii="Calibri" w:hAnsi="Calibri"/>
           <w:sz w:val="20"/>
         </w:rPr>
-        <w:t xml:space="preserve">El Sprint 06 no registró desvíos significativos. Los 42 SP planificados fueron entregados en su totalidad. El módulo de Requerimientos de Compra fue el de mayor complejidad técnica (validaciones estrictas, RBAC multinivel, integración con </w:t>
-      </w:r>
-      <w:proofErr w:type="spellStart"/>
-      <w:r>
-        <w:rPr>
-          <w:rFonts w:ascii="Calibri" w:hAnsi="Calibri"/>
-          <w:sz w:val="20"/>
-        </w:rPr>
-        <w:t>NotificationService</w:t>
-      </w:r>
-      <w:proofErr w:type="spellEnd"/>
-      <w:r>
-        <w:rPr>
-          <w:rFonts w:ascii="Calibri" w:hAnsi="Calibri"/>
-          <w:sz w:val="20"/>
-        </w:rPr>
-        <w:t xml:space="preserve">), sin </w:t>
+        <w:t xml:space="preserve">El Sprint 06 no registró desvíos significativos. Los 42 SP planificados fueron entregados en su totalidad. El módulo de Requerimientos de Compra fue el de mayor complejidad, sin </w:t>
       </w:r>
       <w:r>
         <w:rPr>
@@ -3741,39 +3520,49 @@
         <w:tblLook w:val="04A0" w:firstRow="1" w:lastRow="0" w:firstColumn="1" w:lastColumn="0" w:noHBand="0" w:noVBand="1"/>
       </w:tblPr>
       <w:tblGrid>
-        <w:gridCol w:w="1101"/>
-        <w:gridCol w:w="4677"/>
+        <w:gridCol w:w="1242"/>
+        <w:gridCol w:w="3686"/>
       </w:tblGrid>
       <w:tr>
         <w:tc>
           <w:tcPr>
-            <w:tcW w:w="1101" w:type="dxa"/>
-            <w:shd w:val="clear" w:color="auto" w:fill="D9E1F2"/>
-          </w:tcPr>
-          <w:p>
-            <w:r>
-              <w:rPr>
-                <w:rFonts w:ascii="Calibri" w:hAnsi="Calibri"/>
+            <w:tcW w:w="1242" w:type="dxa"/>
+            <w:shd w:val="clear" w:color="auto" w:fill="1F3864"/>
+          </w:tcPr>
+          <w:p>
+            <w:pPr>
+              <w:rPr>
+                <w:szCs w:val="28"/>
+              </w:rPr>
+            </w:pPr>
+            <w:r>
+              <w:rPr>
                 <w:b/>
-                <w:color w:val="1F3864"/>
-                <w:sz w:val="18"/>
-              </w:rPr>
-              <w:t>SP</w:t>
-            </w:r>
-          </w:p>
-        </w:tc>
-        <w:tc>
-          <w:tcPr>
-            <w:tcW w:w="4677" w:type="dxa"/>
-          </w:tcPr>
-          <w:p>
-            <w:r>
-              <w:rPr>
-                <w:rFonts w:ascii="Calibri" w:hAnsi="Calibri"/>
-                <w:color w:val="000000"/>
-                <w:sz w:val="18"/>
-              </w:rPr>
-              <w:t>Story Points — Unidad de medida de esfuerzo relativo</w:t>
+                <w:color w:val="FFFFFF"/>
+                <w:szCs w:val="28"/>
+              </w:rPr>
+              <w:t>Sigla</w:t>
+            </w:r>
+          </w:p>
+        </w:tc>
+        <w:tc>
+          <w:tcPr>
+            <w:tcW w:w="3686" w:type="dxa"/>
+            <w:shd w:val="clear" w:color="auto" w:fill="1F3864"/>
+          </w:tcPr>
+          <w:p>
+            <w:pPr>
+              <w:rPr>
+                <w:szCs w:val="28"/>
+              </w:rPr>
+            </w:pPr>
+            <w:r>
+              <w:rPr>
+                <w:b/>
+                <w:color w:val="FFFFFF"/>
+                <w:szCs w:val="28"/>
+              </w:rPr>
+              <w:t>Significado</w:t>
             </w:r>
           </w:p>
         </w:tc>
@@ -3781,33 +3570,42 @@
       <w:tr>
         <w:tc>
           <w:tcPr>
-            <w:tcW w:w="1101" w:type="dxa"/>
+            <w:tcW w:w="1242" w:type="dxa"/>
             <w:shd w:val="clear" w:color="auto" w:fill="D9E1F2"/>
           </w:tcPr>
           <w:p>
-            <w:r>
-              <w:rPr>
-                <w:rFonts w:ascii="Calibri" w:hAnsi="Calibri"/>
+            <w:pPr>
+              <w:rPr>
+                <w:szCs w:val="28"/>
+              </w:rPr>
+            </w:pPr>
+            <w:r>
+              <w:rPr>
                 <w:b/>
-                <w:color w:val="1F3864"/>
-                <w:sz w:val="18"/>
-              </w:rPr>
-              <w:t>HU</w:t>
-            </w:r>
-          </w:p>
-        </w:tc>
-        <w:tc>
-          <w:tcPr>
-            <w:tcW w:w="4677" w:type="dxa"/>
-          </w:tcPr>
-          <w:p>
-            <w:r>
-              <w:rPr>
-                <w:rFonts w:ascii="Calibri" w:hAnsi="Calibri"/>
                 <w:color w:val="000000"/>
-                <w:sz w:val="18"/>
-              </w:rPr>
-              <w:t>Historia de Usuario — Unidad funcional del backlog</w:t>
+                <w:szCs w:val="28"/>
+              </w:rPr>
+              <w:t>SP</w:t>
+            </w:r>
+          </w:p>
+        </w:tc>
+        <w:tc>
+          <w:tcPr>
+            <w:tcW w:w="3686" w:type="dxa"/>
+            <w:shd w:val="clear" w:color="auto" w:fill="D9E1F2"/>
+          </w:tcPr>
+          <w:p>
+            <w:pPr>
+              <w:rPr>
+                <w:szCs w:val="28"/>
+              </w:rPr>
+            </w:pPr>
+            <w:r>
+              <w:rPr>
+                <w:color w:val="000000"/>
+                <w:szCs w:val="28"/>
+              </w:rPr>
+              <w:t>Story Point</w:t>
             </w:r>
           </w:p>
         </w:tc>
@@ -3815,33 +3613,42 @@
       <w:tr>
         <w:tc>
           <w:tcPr>
-            <w:tcW w:w="1101" w:type="dxa"/>
-            <w:shd w:val="clear" w:color="auto" w:fill="D9E1F2"/>
-          </w:tcPr>
-          <w:p>
-            <w:r>
-              <w:rPr>
-                <w:rFonts w:ascii="Calibri" w:hAnsi="Calibri"/>
+            <w:tcW w:w="1242" w:type="dxa"/>
+            <w:shd w:val="clear" w:color="auto" w:fill="FFFFFF"/>
+          </w:tcPr>
+          <w:p>
+            <w:pPr>
+              <w:rPr>
+                <w:szCs w:val="28"/>
+              </w:rPr>
+            </w:pPr>
+            <w:r>
+              <w:rPr>
                 <w:b/>
-                <w:color w:val="1F3864"/>
-                <w:sz w:val="18"/>
-              </w:rPr>
-              <w:t>RBAC</w:t>
-            </w:r>
-          </w:p>
-        </w:tc>
-        <w:tc>
-          <w:tcPr>
-            <w:tcW w:w="4677" w:type="dxa"/>
-          </w:tcPr>
-          <w:p>
-            <w:r>
-              <w:rPr>
-                <w:rFonts w:ascii="Calibri" w:hAnsi="Calibri"/>
                 <w:color w:val="000000"/>
-                <w:sz w:val="18"/>
-              </w:rPr>
-              <w:t>Role-Based Access Control — Control de acceso por rol</w:t>
+                <w:szCs w:val="28"/>
+              </w:rPr>
+              <w:t>HU</w:t>
+            </w:r>
+          </w:p>
+        </w:tc>
+        <w:tc>
+          <w:tcPr>
+            <w:tcW w:w="3686" w:type="dxa"/>
+            <w:shd w:val="clear" w:color="auto" w:fill="FFFFFF"/>
+          </w:tcPr>
+          <w:p>
+            <w:pPr>
+              <w:rPr>
+                <w:szCs w:val="28"/>
+              </w:rPr>
+            </w:pPr>
+            <w:r>
+              <w:rPr>
+                <w:color w:val="000000"/>
+                <w:szCs w:val="28"/>
+              </w:rPr>
+              <w:t>Historia de Usuario</w:t>
             </w:r>
           </w:p>
         </w:tc>
@@ -3849,33 +3656,42 @@
       <w:tr>
         <w:tc>
           <w:tcPr>
-            <w:tcW w:w="1101" w:type="dxa"/>
+            <w:tcW w:w="1242" w:type="dxa"/>
             <w:shd w:val="clear" w:color="auto" w:fill="D9E1F2"/>
           </w:tcPr>
           <w:p>
-            <w:r>
-              <w:rPr>
-                <w:rFonts w:ascii="Calibri" w:hAnsi="Calibri"/>
+            <w:pPr>
+              <w:rPr>
+                <w:szCs w:val="28"/>
+              </w:rPr>
+            </w:pPr>
+            <w:r>
+              <w:rPr>
                 <w:b/>
-                <w:color w:val="1F3864"/>
-                <w:sz w:val="18"/>
-              </w:rPr>
-              <w:t>PLN</w:t>
-            </w:r>
-          </w:p>
-        </w:tc>
-        <w:tc>
-          <w:tcPr>
-            <w:tcW w:w="4677" w:type="dxa"/>
-          </w:tcPr>
-          <w:p>
-            <w:r>
-              <w:rPr>
-                <w:rFonts w:ascii="Calibri" w:hAnsi="Calibri"/>
                 <w:color w:val="000000"/>
-                <w:sz w:val="18"/>
-              </w:rPr>
-              <w:t>Planificado — Estimación inicial del sprint</w:t>
+                <w:szCs w:val="28"/>
+              </w:rPr>
+              <w:t>HT</w:t>
+            </w:r>
+          </w:p>
+        </w:tc>
+        <w:tc>
+          <w:tcPr>
+            <w:tcW w:w="3686" w:type="dxa"/>
+            <w:shd w:val="clear" w:color="auto" w:fill="D9E1F2"/>
+          </w:tcPr>
+          <w:p>
+            <w:pPr>
+              <w:rPr>
+                <w:szCs w:val="28"/>
+              </w:rPr>
+            </w:pPr>
+            <w:r>
+              <w:rPr>
+                <w:color w:val="000000"/>
+                <w:szCs w:val="28"/>
+              </w:rPr>
+              <w:t>Historia Técnica</w:t>
             </w:r>
           </w:p>
         </w:tc>
@@ -3883,33 +3699,42 @@
       <w:tr>
         <w:tc>
           <w:tcPr>
-            <w:tcW w:w="1101" w:type="dxa"/>
-            <w:shd w:val="clear" w:color="auto" w:fill="D9E1F2"/>
-          </w:tcPr>
-          <w:p>
-            <w:r>
-              <w:rPr>
-                <w:rFonts w:ascii="Calibri" w:hAnsi="Calibri"/>
+            <w:tcW w:w="1242" w:type="dxa"/>
+            <w:shd w:val="clear" w:color="auto" w:fill="FFFFFF"/>
+          </w:tcPr>
+          <w:p>
+            <w:pPr>
+              <w:rPr>
+                <w:szCs w:val="28"/>
+              </w:rPr>
+            </w:pPr>
+            <w:r>
+              <w:rPr>
                 <w:b/>
-                <w:color w:val="1F3864"/>
-                <w:sz w:val="18"/>
-              </w:rPr>
-              <w:t>REA</w:t>
-            </w:r>
-          </w:p>
-        </w:tc>
-        <w:tc>
-          <w:tcPr>
-            <w:tcW w:w="4677" w:type="dxa"/>
-          </w:tcPr>
-          <w:p>
-            <w:r>
-              <w:rPr>
-                <w:rFonts w:ascii="Calibri" w:hAnsi="Calibri"/>
                 <w:color w:val="000000"/>
-                <w:sz w:val="18"/>
-              </w:rPr>
-              <w:t>Realizado — Valor ejecutado al cierre del sprint</w:t>
+                <w:szCs w:val="28"/>
+              </w:rPr>
+              <w:t>PLN-REA</w:t>
+            </w:r>
+          </w:p>
+        </w:tc>
+        <w:tc>
+          <w:tcPr>
+            <w:tcW w:w="3686" w:type="dxa"/>
+            <w:shd w:val="clear" w:color="auto" w:fill="FFFFFF"/>
+          </w:tcPr>
+          <w:p>
+            <w:pPr>
+              <w:rPr>
+                <w:szCs w:val="28"/>
+              </w:rPr>
+            </w:pPr>
+            <w:r>
+              <w:rPr>
+                <w:color w:val="000000"/>
+                <w:szCs w:val="28"/>
+              </w:rPr>
+              <w:t>Planificado-Realizado</w:t>
             </w:r>
           </w:p>
         </w:tc>
@@ -3917,33 +3742,42 @@
       <w:tr>
         <w:tc>
           <w:tcPr>
-            <w:tcW w:w="1101" w:type="dxa"/>
+            <w:tcW w:w="1242" w:type="dxa"/>
             <w:shd w:val="clear" w:color="auto" w:fill="D9E1F2"/>
           </w:tcPr>
           <w:p>
-            <w:r>
-              <w:rPr>
-                <w:rFonts w:ascii="Calibri" w:hAnsi="Calibri"/>
+            <w:pPr>
+              <w:rPr>
+                <w:szCs w:val="28"/>
+              </w:rPr>
+            </w:pPr>
+            <w:r>
+              <w:rPr>
                 <w:b/>
-                <w:color w:val="1F3864"/>
-                <w:sz w:val="18"/>
-              </w:rPr>
-              <w:t>DoD</w:t>
-            </w:r>
-          </w:p>
-        </w:tc>
-        <w:tc>
-          <w:tcPr>
-            <w:tcW w:w="4677" w:type="dxa"/>
-          </w:tcPr>
-          <w:p>
-            <w:r>
-              <w:rPr>
-                <w:rFonts w:ascii="Calibri" w:hAnsi="Calibri"/>
                 <w:color w:val="000000"/>
-                <w:sz w:val="18"/>
-              </w:rPr>
-              <w:t>Definition of Done — Criterios de aceptación de una HU</w:t>
+                <w:szCs w:val="28"/>
+              </w:rPr>
+              <w:t>SPR</w:t>
+            </w:r>
+          </w:p>
+        </w:tc>
+        <w:tc>
+          <w:tcPr>
+            <w:tcW w:w="3686" w:type="dxa"/>
+            <w:shd w:val="clear" w:color="auto" w:fill="D9E1F2"/>
+          </w:tcPr>
+          <w:p>
+            <w:pPr>
+              <w:rPr>
+                <w:szCs w:val="28"/>
+              </w:rPr>
+            </w:pPr>
+            <w:r>
+              <w:rPr>
+                <w:color w:val="000000"/>
+                <w:szCs w:val="28"/>
+              </w:rPr>
+              <w:t>Sprint</w:t>
             </w:r>
           </w:p>
         </w:tc>
@@ -3951,33 +3785,42 @@
       <w:tr>
         <w:tc>
           <w:tcPr>
-            <w:tcW w:w="1101" w:type="dxa"/>
-            <w:shd w:val="clear" w:color="auto" w:fill="D9E1F2"/>
-          </w:tcPr>
-          <w:p>
-            <w:r>
-              <w:rPr>
-                <w:rFonts w:ascii="Calibri" w:hAnsi="Calibri"/>
+            <w:tcW w:w="1242" w:type="dxa"/>
+            <w:shd w:val="clear" w:color="auto" w:fill="FFFFFF"/>
+          </w:tcPr>
+          <w:p>
+            <w:pPr>
+              <w:rPr>
+                <w:szCs w:val="28"/>
+              </w:rPr>
+            </w:pPr>
+            <w:r>
+              <w:rPr>
                 <w:b/>
-                <w:color w:val="1F3864"/>
-                <w:sz w:val="18"/>
-              </w:rPr>
-              <w:t>JWT</w:t>
-            </w:r>
-          </w:p>
-        </w:tc>
-        <w:tc>
-          <w:tcPr>
-            <w:tcW w:w="4677" w:type="dxa"/>
-          </w:tcPr>
-          <w:p>
-            <w:r>
-              <w:rPr>
-                <w:rFonts w:ascii="Calibri" w:hAnsi="Calibri"/>
                 <w:color w:val="000000"/>
-                <w:sz w:val="18"/>
-              </w:rPr>
-              <w:t>JSON Web Token — Token de autenticación</w:t>
+                <w:szCs w:val="28"/>
+              </w:rPr>
+              <w:t>RBAC</w:t>
+            </w:r>
+          </w:p>
+        </w:tc>
+        <w:tc>
+          <w:tcPr>
+            <w:tcW w:w="3686" w:type="dxa"/>
+            <w:shd w:val="clear" w:color="auto" w:fill="FFFFFF"/>
+          </w:tcPr>
+          <w:p>
+            <w:pPr>
+              <w:rPr>
+                <w:szCs w:val="28"/>
+              </w:rPr>
+            </w:pPr>
+            <w:r>
+              <w:rPr>
+                <w:color w:val="000000"/>
+                <w:szCs w:val="28"/>
+              </w:rPr>
+              <w:t>Role-Based Access Control</w:t>
             </w:r>
           </w:p>
         </w:tc>
@@ -3985,16 +3828,20 @@
       <w:tr>
         <w:tc>
           <w:tcPr>
-            <w:tcW w:w="1101" w:type="dxa"/>
+            <w:tcW w:w="1242" w:type="dxa"/>
             <w:shd w:val="clear" w:color="auto" w:fill="D9E1F2"/>
           </w:tcPr>
           <w:p>
-            <w:r>
-              <w:rPr>
-                <w:rFonts w:ascii="Calibri" w:hAnsi="Calibri"/>
+            <w:pPr>
+              <w:rPr>
+                <w:szCs w:val="28"/>
+              </w:rPr>
+            </w:pPr>
+            <w:r>
+              <w:rPr>
                 <w:b/>
-                <w:color w:val="1F3864"/>
-                <w:sz w:val="18"/>
+                <w:color w:val="000000"/>
+                <w:szCs w:val="28"/>
               </w:rPr>
               <w:t>API</w:t>
             </w:r>
@@ -4002,14 +3849,19 @@
         </w:tc>
         <w:tc>
           <w:tcPr>
-            <w:tcW w:w="4677" w:type="dxa"/>
-          </w:tcPr>
-          <w:p>
-            <w:r>
-              <w:rPr>
-                <w:rFonts w:ascii="Calibri" w:hAnsi="Calibri"/>
+            <w:tcW w:w="3686" w:type="dxa"/>
+            <w:shd w:val="clear" w:color="auto" w:fill="D9E1F2"/>
+          </w:tcPr>
+          <w:p>
+            <w:pPr>
+              <w:rPr>
+                <w:szCs w:val="28"/>
+              </w:rPr>
+            </w:pPr>
+            <w:r>
+              <w:rPr>
                 <w:color w:val="000000"/>
-                <w:sz w:val="18"/>
+                <w:szCs w:val="28"/>
               </w:rPr>
               <w:t>Application Programming Interface</w:t>
             </w:r>
@@ -4019,33 +3871,42 @@
       <w:tr>
         <w:tc>
           <w:tcPr>
-            <w:tcW w:w="1101" w:type="dxa"/>
-            <w:shd w:val="clear" w:color="auto" w:fill="D9E1F2"/>
-          </w:tcPr>
-          <w:p>
-            <w:r>
-              <w:rPr>
-                <w:rFonts w:ascii="Calibri" w:hAnsi="Calibri"/>
+            <w:tcW w:w="1242" w:type="dxa"/>
+            <w:shd w:val="clear" w:color="auto" w:fill="FFFFFF"/>
+          </w:tcPr>
+          <w:p>
+            <w:pPr>
+              <w:rPr>
+                <w:szCs w:val="28"/>
+              </w:rPr>
+            </w:pPr>
+            <w:r>
+              <w:rPr>
                 <w:b/>
-                <w:color w:val="1F3864"/>
-                <w:sz w:val="18"/>
-              </w:rPr>
-              <w:t>CRUD</w:t>
-            </w:r>
-          </w:p>
-        </w:tc>
-        <w:tc>
-          <w:tcPr>
-            <w:tcW w:w="4677" w:type="dxa"/>
-          </w:tcPr>
-          <w:p>
-            <w:r>
-              <w:rPr>
-                <w:rFonts w:ascii="Calibri" w:hAnsi="Calibri"/>
                 <w:color w:val="000000"/>
-                <w:sz w:val="18"/>
-              </w:rPr>
-              <w:t>Create, Read, Update, Delete — Operaciones de persistencia</w:t>
+                <w:szCs w:val="28"/>
+              </w:rPr>
+              <w:t>BD</w:t>
+            </w:r>
+          </w:p>
+        </w:tc>
+        <w:tc>
+          <w:tcPr>
+            <w:tcW w:w="3686" w:type="dxa"/>
+            <w:shd w:val="clear" w:color="auto" w:fill="FFFFFF"/>
+          </w:tcPr>
+          <w:p>
+            <w:pPr>
+              <w:rPr>
+                <w:szCs w:val="28"/>
+              </w:rPr>
+            </w:pPr>
+            <w:r>
+              <w:rPr>
+                <w:color w:val="000000"/>
+                <w:szCs w:val="28"/>
+              </w:rPr>
+              <w:t>Base de Datos</w:t>
             </w:r>
           </w:p>
         </w:tc>
@@ -4053,33 +3914,180 @@
       <w:tr>
         <w:tc>
           <w:tcPr>
-            <w:tcW w:w="1101" w:type="dxa"/>
+            <w:tcW w:w="1242" w:type="dxa"/>
             <w:shd w:val="clear" w:color="auto" w:fill="D9E1F2"/>
           </w:tcPr>
           <w:p>
-            <w:r>
-              <w:rPr>
-                <w:rFonts w:ascii="Calibri" w:hAnsi="Calibri"/>
+            <w:pPr>
+              <w:rPr>
+                <w:szCs w:val="28"/>
+              </w:rPr>
+            </w:pPr>
+            <w:r>
+              <w:rPr>
                 <w:b/>
-                <w:color w:val="1F3864"/>
-                <w:sz w:val="18"/>
-              </w:rPr>
-              <w:t>BD</w:t>
-            </w:r>
-          </w:p>
-        </w:tc>
-        <w:tc>
-          <w:tcPr>
-            <w:tcW w:w="4677" w:type="dxa"/>
-          </w:tcPr>
-          <w:p>
-            <w:r>
-              <w:rPr>
-                <w:rFonts w:ascii="Calibri" w:hAnsi="Calibri"/>
                 <w:color w:val="000000"/>
-                <w:sz w:val="18"/>
-              </w:rPr>
-              <w:t>Base de Datos</w:t>
+                <w:szCs w:val="28"/>
+              </w:rPr>
+              <w:t>CI</w:t>
+            </w:r>
+          </w:p>
+        </w:tc>
+        <w:tc>
+          <w:tcPr>
+            <w:tcW w:w="3686" w:type="dxa"/>
+            <w:shd w:val="clear" w:color="auto" w:fill="D9E1F2"/>
+          </w:tcPr>
+          <w:p>
+            <w:pPr>
+              <w:rPr>
+                <w:szCs w:val="28"/>
+              </w:rPr>
+            </w:pPr>
+            <w:r>
+              <w:rPr>
+                <w:color w:val="000000"/>
+                <w:szCs w:val="28"/>
+              </w:rPr>
+              <w:t>Continuous Integration</w:t>
+            </w:r>
+          </w:p>
+        </w:tc>
+      </w:tr>
+      <w:tr>
+        <w:tc>
+          <w:tcPr>
+            <w:tcW w:w="1242" w:type="dxa"/>
+            <w:shd w:val="clear" w:color="auto" w:fill="FFFFFF"/>
+          </w:tcPr>
+          <w:p>
+            <w:pPr>
+              <w:rPr>
+                <w:szCs w:val="28"/>
+              </w:rPr>
+            </w:pPr>
+            <w:r>
+              <w:rPr>
+                <w:b/>
+                <w:color w:val="000000"/>
+                <w:szCs w:val="28"/>
+              </w:rPr>
+              <w:t>CRUD</w:t>
+            </w:r>
+          </w:p>
+        </w:tc>
+        <w:tc>
+          <w:tcPr>
+            <w:tcW w:w="3686" w:type="dxa"/>
+            <w:shd w:val="clear" w:color="auto" w:fill="FFFFFF"/>
+          </w:tcPr>
+          <w:p>
+            <w:pPr>
+              <w:rPr>
+                <w:szCs w:val="28"/>
+              </w:rPr>
+            </w:pPr>
+            <w:r>
+              <w:rPr>
+                <w:color w:val="000000"/>
+                <w:szCs w:val="28"/>
+              </w:rPr>
+              <w:t xml:space="preserve">Create, Read, Update, </w:t>
+            </w:r>
+            <w:proofErr w:type="spellStart"/>
+            <w:r>
+              <w:rPr>
+                <w:color w:val="000000"/>
+                <w:szCs w:val="28"/>
+              </w:rPr>
+              <w:t>Delete</w:t>
+            </w:r>
+            <w:proofErr w:type="spellEnd"/>
+          </w:p>
+        </w:tc>
+      </w:tr>
+      <w:tr>
+        <w:tc>
+          <w:tcPr>
+            <w:tcW w:w="1242" w:type="dxa"/>
+            <w:shd w:val="clear" w:color="auto" w:fill="D9E1F2"/>
+          </w:tcPr>
+          <w:p>
+            <w:pPr>
+              <w:rPr>
+                <w:szCs w:val="28"/>
+              </w:rPr>
+            </w:pPr>
+            <w:r>
+              <w:rPr>
+                <w:b/>
+                <w:color w:val="000000"/>
+                <w:szCs w:val="28"/>
+              </w:rPr>
+              <w:t>JWT</w:t>
+            </w:r>
+          </w:p>
+        </w:tc>
+        <w:tc>
+          <w:tcPr>
+            <w:tcW w:w="3686" w:type="dxa"/>
+            <w:shd w:val="clear" w:color="auto" w:fill="D9E1F2"/>
+          </w:tcPr>
+          <w:p>
+            <w:pPr>
+              <w:rPr>
+                <w:szCs w:val="28"/>
+              </w:rPr>
+            </w:pPr>
+            <w:r>
+              <w:rPr>
+                <w:color w:val="000000"/>
+                <w:szCs w:val="28"/>
+              </w:rPr>
+              <w:t>JSON Web Token</w:t>
+            </w:r>
+          </w:p>
+        </w:tc>
+      </w:tr>
+      <w:tr>
+        <w:tc>
+          <w:tcPr>
+            <w:tcW w:w="1242" w:type="dxa"/>
+            <w:shd w:val="clear" w:color="auto" w:fill="FFFFFF"/>
+          </w:tcPr>
+          <w:p>
+            <w:pPr>
+              <w:rPr>
+                <w:szCs w:val="28"/>
+              </w:rPr>
+            </w:pPr>
+            <w:r>
+              <w:rPr>
+                <w:b/>
+                <w:color w:val="000000"/>
+                <w:szCs w:val="28"/>
+              </w:rPr>
+              <w:t>PDF</w:t>
+            </w:r>
+          </w:p>
+        </w:tc>
+        <w:tc>
+          <w:tcPr>
+            <w:tcW w:w="3686" w:type="dxa"/>
+            <w:shd w:val="clear" w:color="auto" w:fill="FFFFFF"/>
+          </w:tcPr>
+          <w:p>
+            <w:pPr>
+              <w:rPr>
+                <w:szCs w:val="28"/>
+              </w:rPr>
+            </w:pPr>
+            <w:r>
+              <w:rPr>
+                <w:color w:val="000000"/>
+                <w:szCs w:val="28"/>
+              </w:rPr>
+              <w:t>Portable Document Format</w:t>
             </w:r>
           </w:p>
         </w:tc>
@@ -4905,6 +4913,7 @@
   <w:style w:type="character" w:default="1" w:styleId="Fuentedeprrafopredeter">
     <w:name w:val="Default Paragraph Font"/>
     <w:uiPriority w:val="1"/>
+    <w:semiHidden/>
     <w:unhideWhenUsed/>
   </w:style>
   <w:style w:type="table" w:default="1" w:styleId="Tablanormal">
